--- a/АиКМС/прак_4/АиКМС_ИКБО-20-23_Кузнецов.Л.А_практика4.docx
+++ b/АиКМС/прак_4/АиКМС_ИКБО-20-23_Кузнецов.Л.А_практика4.docx
@@ -64,7 +64,7 @@
                           <pic:cNvPicPr/>
                         </pic:nvPicPr>
                         <pic:blipFill>
-                          <a:blip r:embed="rId5" cstate="print">
+                          <a:blip r:embed="rId7" cstate="print">
                             <a:extLst>
                               <a:ext uri="{28A0092B-C50C-407E-A947-70E740481C1C}">
                                 <a14:useLocalDpi xmlns:a14="http://schemas.microsoft.com/office/drawing/2010/main" val="0"/>
@@ -1067,6 +1067,9 @@
     </w:p>
     <w:sdt>
       <w:sdtPr>
+        <w:rPr>
+          <w:color w:val="000000" w:themeColor="text1"/>
+        </w:rPr>
         <w:id w:val="-2004960844"/>
         <w:docPartObj>
           <w:docPartGallery w:val="Table of Contents"/>
@@ -1075,108 +1078,203 @@
       </w:sdtPr>
       <w:sdtEndPr>
         <w:rPr>
-          <w:rFonts w:ascii="Times New Roman" w:eastAsiaTheme="minorHAnsi" w:hAnsi="Times New Roman" w:cstheme="minorBidi"/>
           <w:b/>
           <w:bCs/>
-          <w:color w:val="auto"/>
-          <w:sz w:val="28"/>
-          <w:szCs w:val="22"/>
-          <w:lang w:eastAsia="en-US"/>
         </w:rPr>
       </w:sdtEndPr>
       <w:sdtContent>
         <w:p>
           <w:pPr>
-            <w:pStyle w:val="a4"/>
+            <w:tabs>
+              <w:tab w:val="right" w:leader="dot" w:pos="10206"/>
+            </w:tabs>
+            <w:ind w:firstLine="0"/>
+            <w:rPr>
+              <w:rStyle w:val="a5"/>
+              <w:rFonts w:cs="Times New Roman"/>
+              <w:color w:val="000000" w:themeColor="text1"/>
+              <w:szCs w:val="28"/>
+              <w:u w:val="none"/>
+            </w:rPr>
           </w:pPr>
           <w:r>
-            <w:t>Оглавление</w:t>
+            <w:rPr>
+              <w:rFonts w:cs="Times New Roman"/>
+              <w:color w:val="000000" w:themeColor="text1"/>
+              <w:szCs w:val="28"/>
+            </w:rPr>
+            <w:fldChar w:fldCharType="begin"/>
+          </w:r>
+          <w:r>
+            <w:rPr>
+              <w:rFonts w:cs="Times New Roman"/>
+              <w:color w:val="000000" w:themeColor="text1"/>
+              <w:szCs w:val="28"/>
+            </w:rPr>
+            <w:instrText xml:space="preserve"> HYPERLINK  \l "_ПОСТАНОВКА_ЗАДАЧИ" </w:instrText>
+          </w:r>
+          <w:r>
+            <w:rPr>
+              <w:rFonts w:cs="Times New Roman"/>
+              <w:color w:val="000000" w:themeColor="text1"/>
+              <w:szCs w:val="28"/>
+            </w:rPr>
+          </w:r>
+          <w:r>
+            <w:rPr>
+              <w:rFonts w:cs="Times New Roman"/>
+              <w:color w:val="000000" w:themeColor="text1"/>
+              <w:szCs w:val="28"/>
+            </w:rPr>
+            <w:fldChar w:fldCharType="separate"/>
+          </w:r>
+          <w:r>
+            <w:rPr>
+              <w:rStyle w:val="a5"/>
+              <w:rFonts w:cs="Times New Roman"/>
+              <w:color w:val="000000" w:themeColor="text1"/>
+              <w:szCs w:val="28"/>
+              <w:u w:val="none"/>
+            </w:rPr>
+            <w:t>ПОСТАНОВКА ЗАДАЧИ</w:t>
+          </w:r>
+          <w:r>
+            <w:rPr>
+              <w:rStyle w:val="a5"/>
+              <w:rFonts w:cs="Times New Roman"/>
+              <w:color w:val="000000" w:themeColor="text1"/>
+              <w:szCs w:val="28"/>
+              <w:u w:val="none"/>
+            </w:rPr>
+            <w:tab/>
+            <w:t>3</w:t>
           </w:r>
         </w:p>
         <w:p>
           <w:pPr>
-            <w:pStyle w:val="11"/>
             <w:tabs>
-              <w:tab w:val="right" w:leader="dot" w:pos="9345"/>
+              <w:tab w:val="right" w:leader="dot" w:pos="10206"/>
             </w:tabs>
+            <w:ind w:firstLine="0"/>
             <w:rPr>
-              <w:noProof/>
+              <w:rStyle w:val="a5"/>
+              <w:rFonts w:cs="Times New Roman"/>
+              <w:color w:val="000000" w:themeColor="text1"/>
+              <w:szCs w:val="28"/>
+              <w:u w:val="none"/>
             </w:rPr>
           </w:pPr>
           <w:r>
+            <w:rPr>
+              <w:rFonts w:cs="Times New Roman"/>
+              <w:color w:val="000000" w:themeColor="text1"/>
+              <w:szCs w:val="28"/>
+            </w:rPr>
+            <w:fldChar w:fldCharType="end"/>
+          </w:r>
+          <w:r>
+            <w:rPr>
+              <w:rFonts w:cs="Times New Roman"/>
+              <w:color w:val="000000" w:themeColor="text1"/>
+              <w:szCs w:val="28"/>
+            </w:rPr>
             <w:fldChar w:fldCharType="begin"/>
           </w:r>
           <w:r>
-            <w:instrText xml:space="preserve"> TOC \o "1-3" \h \z \u </w:instrText>
+            <w:rPr>
+              <w:rFonts w:cs="Times New Roman"/>
+              <w:color w:val="000000" w:themeColor="text1"/>
+              <w:szCs w:val="28"/>
+            </w:rPr>
+            <w:instrText xml:space="preserve"> HYPERLINK  \l "_ХОД_РАБОТЫ" </w:instrText>
           </w:r>
           <w:r>
+            <w:rPr>
+              <w:rFonts w:cs="Times New Roman"/>
+              <w:color w:val="000000" w:themeColor="text1"/>
+              <w:szCs w:val="28"/>
+            </w:rPr>
+          </w:r>
+          <w:r>
+            <w:rPr>
+              <w:rFonts w:cs="Times New Roman"/>
+              <w:color w:val="000000" w:themeColor="text1"/>
+              <w:szCs w:val="28"/>
+            </w:rPr>
             <w:fldChar w:fldCharType="separate"/>
           </w:r>
-          <w:hyperlink w:anchor="_Toc192085249" w:history="1">
-            <w:r>
-              <w:rPr>
-                <w:rStyle w:val="a5"/>
-                <w:noProof/>
-              </w:rPr>
-              <w:t>СОДЕРЖАНИЕ</w:t>
-            </w:r>
-            <w:r>
-              <w:rPr>
-                <w:noProof/>
-                <w:webHidden/>
-              </w:rPr>
-              <w:tab/>
-            </w:r>
-            <w:r>
-              <w:rPr>
-                <w:noProof/>
-                <w:webHidden/>
-              </w:rPr>
-              <w:fldChar w:fldCharType="begin"/>
-            </w:r>
-            <w:r>
-              <w:rPr>
-                <w:noProof/>
-                <w:webHidden/>
-              </w:rPr>
-              <w:instrText xml:space="preserve"> PAGEREF _Toc192085249 \h </w:instrText>
-            </w:r>
-            <w:r>
-              <w:rPr>
-                <w:noProof/>
-                <w:webHidden/>
-              </w:rPr>
-            </w:r>
-            <w:r>
-              <w:rPr>
-                <w:noProof/>
-                <w:webHidden/>
-              </w:rPr>
-              <w:fldChar w:fldCharType="separate"/>
-            </w:r>
-            <w:r>
-              <w:rPr>
-                <w:noProof/>
-                <w:webHidden/>
-              </w:rPr>
-              <w:t>2</w:t>
-            </w:r>
-            <w:r>
-              <w:rPr>
-                <w:noProof/>
-                <w:webHidden/>
-              </w:rPr>
-              <w:fldChar w:fldCharType="end"/>
-            </w:r>
-          </w:hyperlink>
+          <w:r>
+            <w:rPr>
+              <w:rStyle w:val="a5"/>
+              <w:rFonts w:cs="Times New Roman"/>
+              <w:color w:val="000000" w:themeColor="text1"/>
+              <w:szCs w:val="28"/>
+              <w:u w:val="none"/>
+            </w:rPr>
+            <w:t>ХОД РАБОТЫ</w:t>
+          </w:r>
+          <w:r>
+            <w:rPr>
+              <w:rStyle w:val="a5"/>
+              <w:rFonts w:cs="Times New Roman"/>
+              <w:color w:val="000000" w:themeColor="text1"/>
+              <w:szCs w:val="28"/>
+              <w:u w:val="none"/>
+            </w:rPr>
+            <w:tab/>
+            <w:t>3</w:t>
+          </w:r>
         </w:p>
         <w:p>
+          <w:pPr>
+            <w:tabs>
+              <w:tab w:val="right" w:leader="dot" w:pos="10206"/>
+            </w:tabs>
+            <w:ind w:firstLine="0"/>
+            <w:rPr>
+              <w:rFonts w:cs="Times New Roman"/>
+              <w:color w:val="000000" w:themeColor="text1"/>
+              <w:szCs w:val="28"/>
+              <w:lang w:eastAsia="ru-RU"/>
+            </w:rPr>
+          </w:pPr>
           <w:r>
             <w:rPr>
-              <w:b/>
-              <w:bCs/>
+              <w:rFonts w:cs="Times New Roman"/>
+              <w:color w:val="000000" w:themeColor="text1"/>
+              <w:szCs w:val="28"/>
             </w:rPr>
             <w:fldChar w:fldCharType="end"/>
+          </w:r>
+          <w:hyperlink w:anchor="_ВЫВОД" w:history="1">
+            <w:r>
+              <w:rPr>
+                <w:rStyle w:val="a5"/>
+                <w:rFonts w:cs="Times New Roman"/>
+                <w:color w:val="000000" w:themeColor="text1"/>
+                <w:szCs w:val="28"/>
+                <w:u w:val="none"/>
+              </w:rPr>
+              <w:t>ВЫВОД</w:t>
+            </w:r>
+            <w:r>
+              <w:rPr>
+                <w:rStyle w:val="a5"/>
+                <w:rFonts w:cs="Times New Roman"/>
+                <w:color w:val="000000" w:themeColor="text1"/>
+                <w:szCs w:val="28"/>
+                <w:u w:val="none"/>
+              </w:rPr>
+              <w:tab/>
+            </w:r>
+          </w:hyperlink>
+          <w:r>
+            <w:rPr>
+              <w:rFonts w:cs="Times New Roman"/>
+              <w:color w:val="000000" w:themeColor="text1"/>
+              <w:szCs w:val="28"/>
+            </w:rPr>
+            <w:t>5</w:t>
           </w:r>
         </w:p>
       </w:sdtContent>
@@ -1197,6 +1295,8 @@
         <w:ind w:firstLine="0"/>
         <w:jc w:val="center"/>
       </w:pPr>
+      <w:bookmarkStart w:id="1" w:name="_ПОСТАНОВКА_ЗАДАЧИ"/>
+      <w:bookmarkEnd w:id="1"/>
       <w:r>
         <w:lastRenderedPageBreak/>
         <w:t>ПОСТАНОВКА ЗАДАЧИ</w:t>
@@ -1255,17 +1355,1374 @@
       </w:r>
     </w:p>
     <w:p>
-      <w:bookmarkStart w:id="1" w:name="_GoBack"/>
-      <w:bookmarkEnd w:id="1"/>
+      <w:pPr>
+        <w:pStyle w:val="1"/>
+        <w:jc w:val="center"/>
+        <w:rPr>
+          <w:lang w:eastAsia="ru-RU"/>
+        </w:rPr>
+      </w:pPr>
+      <w:bookmarkStart w:id="2" w:name="_ХОД_РАБОТЫ"/>
+      <w:bookmarkEnd w:id="2"/>
+      <w:r>
+        <w:rPr>
+          <w:lang w:eastAsia="ru-RU"/>
+        </w:rPr>
+        <w:t>ХОД РАБОТЫ</w:t>
+      </w:r>
+    </w:p>
+    <w:p>
+      <w:pPr>
+        <w:pStyle w:val="1"/>
+        <w:rPr>
+          <w:lang w:eastAsia="ru-RU"/>
+        </w:rPr>
+      </w:pPr>
+      <w:r>
+        <w:rPr>
+          <w:lang w:eastAsia="ru-RU"/>
+        </w:rPr>
+        <w:t>Шаг 1</w:t>
+      </w:r>
+    </w:p>
+    <w:p>
+      <w:pPr>
+        <w:rPr>
+          <w:lang w:eastAsia="ru-RU"/>
+        </w:rPr>
+      </w:pPr>
+      <w:r>
+        <w:rPr>
+          <w:lang w:eastAsia="ru-RU"/>
+        </w:rPr>
+        <w:t>На основе первого задания</w:t>
+      </w:r>
+      <w:r>
+        <w:rPr>
+          <w:lang w:eastAsia="ru-RU"/>
+        </w:rPr>
+        <w:t xml:space="preserve"> (</w:t>
+      </w:r>
+      <w:r>
+        <w:rPr>
+          <w:rFonts w:cs="Times New Roman"/>
+          <w:szCs w:val="28"/>
+        </w:rPr>
+        <w:t>«С</w:t>
+      </w:r>
+      <w:r>
+        <w:rPr>
+          <w:rFonts w:cs="Times New Roman"/>
+          <w:szCs w:val="28"/>
+        </w:rPr>
+        <w:t>тудент хочет записаться на некий семинар, предлагаемый в рамках некоторого учебного курса. С этой целью проводится проверка подготовленности студента, для чего запрашивается список (история) семинаров курса, уже пройденных студентом (перейти к следующему семинару можно, лишь проработав материал предыдущих занятий</w:t>
+      </w:r>
+      <w:r>
+        <w:rPr>
+          <w:rFonts w:cs="Times New Roman"/>
+          <w:szCs w:val="28"/>
+        </w:rPr>
+        <w:t>)</w:t>
+      </w:r>
+      <w:r>
+        <w:rPr>
+          <w:rFonts w:cs="Times New Roman"/>
+          <w:szCs w:val="28"/>
+        </w:rPr>
+        <w:t>. После получения истории семинаров объект класса "Слушатель" получает статус подготовленности, на основе которой студенту сообщается результат (статус) его попытки записи на семинар.</w:t>
+      </w:r>
+      <w:r>
+        <w:rPr>
+          <w:rFonts w:cs="Times New Roman"/>
+          <w:szCs w:val="28"/>
+        </w:rPr>
+        <w:t>»</w:t>
+      </w:r>
+      <w:r>
+        <w:rPr>
+          <w:lang w:eastAsia="ru-RU"/>
+        </w:rPr>
+        <w:t>)</w:t>
+      </w:r>
+      <w:r>
+        <w:rPr>
+          <w:lang w:eastAsia="ru-RU"/>
+        </w:rPr>
+        <w:t xml:space="preserve"> была построена диаграмма последовательности (рисунок 1).</w:t>
+      </w:r>
+    </w:p>
+    <w:p>
+      <w:pPr>
+        <w:ind w:firstLine="0"/>
+        <w:jc w:val="center"/>
+      </w:pPr>
+      <w:r>
+        <w:rPr>
+          <w:noProof/>
+          <w:lang w:eastAsia="ru-RU"/>
+        </w:rPr>
+        <w:drawing>
+          <wp:inline distT="0" distB="0" distL="0" distR="0" wp14:anchorId="7F06F2A3" wp14:editId="4897631B">
+            <wp:extent cx="4763068" cy="4322657"/>
+            <wp:effectExtent l="0" t="0" r="0" b="1905"/>
+            <wp:docPr id="1" name="Рисунок 1"/>
+            <wp:cNvGraphicFramePr>
+              <a:graphicFrameLocks xmlns:a="http://schemas.openxmlformats.org/drawingml/2006/main" noChangeAspect="1"/>
+            </wp:cNvGraphicFramePr>
+            <a:graphic xmlns:a="http://schemas.openxmlformats.org/drawingml/2006/main">
+              <a:graphicData uri="http://schemas.openxmlformats.org/drawingml/2006/picture">
+                <pic:pic xmlns:pic="http://schemas.openxmlformats.org/drawingml/2006/picture">
+                  <pic:nvPicPr>
+                    <pic:cNvPr id="1" name=""/>
+                    <pic:cNvPicPr/>
+                  </pic:nvPicPr>
+                  <pic:blipFill>
+                    <a:blip r:embed="rId8"/>
+                    <a:stretch>
+                      <a:fillRect/>
+                    </a:stretch>
+                  </pic:blipFill>
+                  <pic:spPr>
+                    <a:xfrm>
+                      <a:off x="0" y="0"/>
+                      <a:ext cx="4775329" cy="4333785"/>
+                    </a:xfrm>
+                    <a:prstGeom prst="rect">
+                      <a:avLst/>
+                    </a:prstGeom>
+                  </pic:spPr>
+                </pic:pic>
+              </a:graphicData>
+            </a:graphic>
+          </wp:inline>
+        </w:drawing>
+      </w:r>
+    </w:p>
+    <w:p>
+      <w:pPr>
+        <w:ind w:firstLine="0"/>
+        <w:jc w:val="center"/>
+      </w:pPr>
+      <w:r>
+        <w:t>Рисунок 1 – Диаграмма последовательности для первого задания</w:t>
+      </w:r>
+    </w:p>
+    <w:p>
+      <w:pPr>
+        <w:ind w:firstLine="0"/>
+      </w:pPr>
+      <w:r>
+        <w:lastRenderedPageBreak/>
+        <w:tab/>
+        <w:t>Также по диаграмме указанной на рисунке 1 была сформирована таблица взаимодействий элементов диаграммы (таблица 1).</w:t>
+      </w:r>
+    </w:p>
+    <w:p>
+      <w:pPr>
+        <w:ind w:firstLine="0"/>
+      </w:pPr>
+      <w:r>
+        <w:t>Таблица 1 – Взаимодействие элементов диаграммы</w:t>
+      </w:r>
+    </w:p>
+    <w:tbl>
+      <w:tblPr>
+        <w:tblStyle w:val="a3"/>
+        <w:tblW w:w="0" w:type="auto"/>
+        <w:jc w:val="center"/>
+        <w:tblLook w:val="04A0" w:firstRow="1" w:lastRow="0" w:firstColumn="1" w:lastColumn="0" w:noHBand="0" w:noVBand="1"/>
+      </w:tblPr>
+      <w:tblGrid>
+        <w:gridCol w:w="2167"/>
+        <w:gridCol w:w="1503"/>
+        <w:gridCol w:w="3507"/>
+        <w:gridCol w:w="2168"/>
+      </w:tblGrid>
+      <w:tr>
+        <w:trPr>
+          <w:jc w:val="center"/>
+        </w:trPr>
+        <w:tc>
+          <w:tcPr>
+            <w:tcW w:w="0" w:type="auto"/>
+          </w:tcPr>
+          <w:p>
+            <w:pPr>
+              <w:pStyle w:val="a7"/>
+              <w:spacing w:before="0" w:beforeAutospacing="0" w:after="0" w:afterAutospacing="0"/>
+              <w:jc w:val="center"/>
+              <w:rPr>
+                <w:b/>
+                <w:bCs/>
+                <w:color w:val="000000"/>
+              </w:rPr>
+            </w:pPr>
+            <w:r>
+              <w:rPr>
+                <w:b/>
+                <w:bCs/>
+                <w:color w:val="000000"/>
+              </w:rPr>
+              <w:t>О</w:t>
+            </w:r>
+            <w:r>
+              <w:rPr>
+                <w:b/>
+                <w:bCs/>
+                <w:color w:val="000000"/>
+              </w:rPr>
+              <w:t>тправител</w:t>
+            </w:r>
+            <w:r>
+              <w:rPr>
+                <w:b/>
+                <w:bCs/>
+                <w:color w:val="000000"/>
+              </w:rPr>
+              <w:t>ь</w:t>
+            </w:r>
+          </w:p>
+        </w:tc>
+        <w:tc>
+          <w:tcPr>
+            <w:tcW w:w="0" w:type="auto"/>
+          </w:tcPr>
+          <w:p>
+            <w:pPr>
+              <w:pStyle w:val="a7"/>
+              <w:spacing w:before="0" w:beforeAutospacing="0" w:after="0" w:afterAutospacing="0"/>
+              <w:jc w:val="center"/>
+              <w:rPr>
+                <w:b/>
+                <w:bCs/>
+                <w:color w:val="000000"/>
+              </w:rPr>
+            </w:pPr>
+            <w:r>
+              <w:rPr>
+                <w:b/>
+                <w:bCs/>
+                <w:color w:val="000000"/>
+              </w:rPr>
+              <w:t>Тип сообщения</w:t>
+            </w:r>
+          </w:p>
+        </w:tc>
+        <w:tc>
+          <w:tcPr>
+            <w:tcW w:w="3507" w:type="dxa"/>
+          </w:tcPr>
+          <w:p>
+            <w:pPr>
+              <w:pStyle w:val="a7"/>
+              <w:spacing w:before="0" w:beforeAutospacing="0" w:after="0" w:afterAutospacing="0"/>
+              <w:jc w:val="center"/>
+              <w:rPr>
+                <w:b/>
+                <w:bCs/>
+                <w:color w:val="000000"/>
+              </w:rPr>
+            </w:pPr>
+            <w:r>
+              <w:rPr>
+                <w:b/>
+                <w:bCs/>
+                <w:color w:val="000000"/>
+              </w:rPr>
+              <w:t>Наименование</w:t>
+            </w:r>
+          </w:p>
+        </w:tc>
+        <w:tc>
+          <w:tcPr>
+            <w:tcW w:w="2168" w:type="dxa"/>
+          </w:tcPr>
+          <w:p>
+            <w:pPr>
+              <w:pStyle w:val="a7"/>
+              <w:spacing w:before="0" w:beforeAutospacing="0" w:after="0" w:afterAutospacing="0"/>
+              <w:jc w:val="center"/>
+              <w:rPr>
+                <w:b/>
+                <w:bCs/>
+                <w:color w:val="000000"/>
+              </w:rPr>
+            </w:pPr>
+            <w:r>
+              <w:rPr>
+                <w:b/>
+                <w:bCs/>
+                <w:color w:val="000000"/>
+              </w:rPr>
+              <w:t>П</w:t>
+            </w:r>
+            <w:r>
+              <w:rPr>
+                <w:b/>
+                <w:bCs/>
+                <w:color w:val="000000"/>
+              </w:rPr>
+              <w:t>олучател</w:t>
+            </w:r>
+            <w:r>
+              <w:rPr>
+                <w:b/>
+                <w:bCs/>
+                <w:color w:val="000000"/>
+              </w:rPr>
+              <w:t>ь</w:t>
+            </w:r>
+          </w:p>
+        </w:tc>
+      </w:tr>
+      <w:tr>
+        <w:trPr>
+          <w:jc w:val="center"/>
+        </w:trPr>
+        <w:tc>
+          <w:tcPr>
+            <w:tcW w:w="0" w:type="auto"/>
+          </w:tcPr>
+          <w:p>
+            <w:pPr>
+              <w:pStyle w:val="a7"/>
+              <w:spacing w:before="0" w:beforeAutospacing="0" w:after="0" w:afterAutospacing="0"/>
+              <w:jc w:val="center"/>
+              <w:rPr>
+                <w:color w:val="000000"/>
+              </w:rPr>
+            </w:pPr>
+            <w:proofErr w:type="spellStart"/>
+            <w:proofErr w:type="gramStart"/>
+            <w:r>
+              <w:rPr>
+                <w:color w:val="000000"/>
+              </w:rPr>
+              <w:t>слушатель:Студент</w:t>
+            </w:r>
+            <w:proofErr w:type="spellEnd"/>
+            <w:proofErr w:type="gramEnd"/>
+          </w:p>
+        </w:tc>
+        <w:tc>
+          <w:tcPr>
+            <w:tcW w:w="0" w:type="auto"/>
+          </w:tcPr>
+          <w:p>
+            <w:pPr>
+              <w:pStyle w:val="a7"/>
+              <w:spacing w:before="0" w:beforeAutospacing="0" w:after="0" w:afterAutospacing="0"/>
+              <w:jc w:val="center"/>
+              <w:rPr>
+                <w:color w:val="000000"/>
+              </w:rPr>
+            </w:pPr>
+            <w:proofErr w:type="gramStart"/>
+            <w:r>
+              <w:rPr>
+                <w:color w:val="000000"/>
+              </w:rPr>
+              <w:t>асинхронное</w:t>
+            </w:r>
+            <w:proofErr w:type="gramEnd"/>
+            <w:r>
+              <w:rPr>
+                <w:color w:val="000000"/>
+              </w:rPr>
+              <w:t xml:space="preserve"> сообщение</w:t>
+            </w:r>
+          </w:p>
+        </w:tc>
+        <w:tc>
+          <w:tcPr>
+            <w:tcW w:w="3507" w:type="dxa"/>
+          </w:tcPr>
+          <w:p>
+            <w:pPr>
+              <w:pStyle w:val="a7"/>
+              <w:spacing w:before="0" w:beforeAutospacing="0" w:after="0" w:afterAutospacing="0"/>
+              <w:jc w:val="center"/>
+              <w:rPr>
+                <w:color w:val="000000"/>
+              </w:rPr>
+            </w:pPr>
+            <w:proofErr w:type="spellStart"/>
+            <w:proofErr w:type="gramStart"/>
+            <w:r>
+              <w:rPr>
+                <w:color w:val="000000"/>
+              </w:rPr>
+              <w:t>записьСтудента</w:t>
+            </w:r>
+            <w:proofErr w:type="spellEnd"/>
+            <w:proofErr w:type="gramEnd"/>
+            <w:r>
+              <w:rPr>
+                <w:color w:val="000000"/>
+              </w:rPr>
+              <w:t>(слушатель)</w:t>
+            </w:r>
+          </w:p>
+        </w:tc>
+        <w:tc>
+          <w:tcPr>
+            <w:tcW w:w="2168" w:type="dxa"/>
+          </w:tcPr>
+          <w:p>
+            <w:pPr>
+              <w:pStyle w:val="a7"/>
+              <w:spacing w:before="0" w:beforeAutospacing="0" w:after="0" w:afterAutospacing="0"/>
+              <w:jc w:val="center"/>
+              <w:rPr>
+                <w:color w:val="000000"/>
+              </w:rPr>
+            </w:pPr>
+            <w:proofErr w:type="gramStart"/>
+            <w:r>
+              <w:rPr>
+                <w:color w:val="000000"/>
+              </w:rPr>
+              <w:t>:Семинар</w:t>
+            </w:r>
+            <w:proofErr w:type="gramEnd"/>
+          </w:p>
+        </w:tc>
+      </w:tr>
+      <w:tr>
+        <w:trPr>
+          <w:jc w:val="center"/>
+        </w:trPr>
+        <w:tc>
+          <w:tcPr>
+            <w:tcW w:w="0" w:type="auto"/>
+          </w:tcPr>
+          <w:p>
+            <w:pPr>
+              <w:pStyle w:val="a7"/>
+              <w:spacing w:before="0" w:beforeAutospacing="0" w:after="0" w:afterAutospacing="0"/>
+              <w:jc w:val="center"/>
+              <w:rPr>
+                <w:color w:val="000000"/>
+              </w:rPr>
+            </w:pPr>
+            <w:proofErr w:type="gramStart"/>
+            <w:r>
+              <w:rPr>
+                <w:color w:val="000000"/>
+              </w:rPr>
+              <w:t>:</w:t>
+            </w:r>
+            <w:proofErr w:type="spellStart"/>
+            <w:r>
+              <w:rPr>
+                <w:color w:val="000000"/>
+              </w:rPr>
+              <w:t>Семниар</w:t>
+            </w:r>
+            <w:proofErr w:type="spellEnd"/>
+            <w:proofErr w:type="gramEnd"/>
+          </w:p>
+        </w:tc>
+        <w:tc>
+          <w:tcPr>
+            <w:tcW w:w="0" w:type="auto"/>
+          </w:tcPr>
+          <w:p>
+            <w:pPr>
+              <w:pStyle w:val="a7"/>
+              <w:spacing w:before="0" w:beforeAutospacing="0" w:after="0" w:afterAutospacing="0"/>
+              <w:jc w:val="center"/>
+              <w:rPr>
+                <w:color w:val="000000"/>
+                <w:lang w:val="en-US"/>
+              </w:rPr>
+            </w:pPr>
+            <w:proofErr w:type="gramStart"/>
+            <w:r>
+              <w:rPr>
+                <w:color w:val="000000"/>
+              </w:rPr>
+              <w:t>асинхронное</w:t>
+            </w:r>
+            <w:proofErr w:type="gramEnd"/>
+            <w:r>
+              <w:rPr>
+                <w:color w:val="000000"/>
+              </w:rPr>
+              <w:t xml:space="preserve"> сообщение</w:t>
+            </w:r>
+          </w:p>
+        </w:tc>
+        <w:tc>
+          <w:tcPr>
+            <w:tcW w:w="0" w:type="auto"/>
+          </w:tcPr>
+          <w:p>
+            <w:pPr>
+              <w:pStyle w:val="a7"/>
+              <w:spacing w:before="0" w:beforeAutospacing="0" w:after="0" w:afterAutospacing="0"/>
+              <w:jc w:val="center"/>
+              <w:rPr>
+                <w:color w:val="000000"/>
+              </w:rPr>
+            </w:pPr>
+            <w:proofErr w:type="spellStart"/>
+            <w:proofErr w:type="gramStart"/>
+            <w:r>
+              <w:rPr>
+                <w:color w:val="000000"/>
+              </w:rPr>
+              <w:t>студентПодготовлен</w:t>
+            </w:r>
+            <w:proofErr w:type="spellEnd"/>
+            <w:proofErr w:type="gramEnd"/>
+            <w:r>
+              <w:rPr>
+                <w:color w:val="000000"/>
+              </w:rPr>
+              <w:t>(слушатель)</w:t>
+            </w:r>
+          </w:p>
+        </w:tc>
+        <w:tc>
+          <w:tcPr>
+            <w:tcW w:w="0" w:type="auto"/>
+          </w:tcPr>
+          <w:p>
+            <w:pPr>
+              <w:pStyle w:val="a7"/>
+              <w:spacing w:before="0" w:beforeAutospacing="0" w:after="0" w:afterAutospacing="0"/>
+              <w:jc w:val="center"/>
+              <w:rPr>
+                <w:color w:val="000000"/>
+              </w:rPr>
+            </w:pPr>
+            <w:proofErr w:type="gramStart"/>
+            <w:r>
+              <w:rPr>
+                <w:color w:val="000000"/>
+              </w:rPr>
+              <w:t>:Курс</w:t>
+            </w:r>
+            <w:proofErr w:type="gramEnd"/>
+          </w:p>
+        </w:tc>
+      </w:tr>
+      <w:tr>
+        <w:trPr>
+          <w:jc w:val="center"/>
+        </w:trPr>
+        <w:tc>
+          <w:tcPr>
+            <w:tcW w:w="0" w:type="auto"/>
+          </w:tcPr>
+          <w:p>
+            <w:pPr>
+              <w:pStyle w:val="a7"/>
+              <w:spacing w:before="0" w:beforeAutospacing="0" w:after="0" w:afterAutospacing="0"/>
+              <w:jc w:val="center"/>
+              <w:rPr>
+                <w:color w:val="000000"/>
+              </w:rPr>
+            </w:pPr>
+            <w:proofErr w:type="gramStart"/>
+            <w:r>
+              <w:rPr>
+                <w:color w:val="000000"/>
+              </w:rPr>
+              <w:t>:Курс</w:t>
+            </w:r>
+            <w:proofErr w:type="gramEnd"/>
+          </w:p>
+        </w:tc>
+        <w:tc>
+          <w:tcPr>
+            <w:tcW w:w="0" w:type="auto"/>
+          </w:tcPr>
+          <w:p>
+            <w:pPr>
+              <w:pStyle w:val="a7"/>
+              <w:spacing w:before="0" w:beforeAutospacing="0" w:after="0" w:afterAutospacing="0"/>
+              <w:jc w:val="center"/>
+              <w:rPr>
+                <w:color w:val="000000"/>
+              </w:rPr>
+            </w:pPr>
+            <w:proofErr w:type="gramStart"/>
+            <w:r>
+              <w:rPr>
+                <w:color w:val="000000"/>
+              </w:rPr>
+              <w:t>асинхронное</w:t>
+            </w:r>
+            <w:proofErr w:type="gramEnd"/>
+            <w:r>
+              <w:rPr>
+                <w:color w:val="000000"/>
+              </w:rPr>
+              <w:t xml:space="preserve"> сообщение</w:t>
+            </w:r>
+          </w:p>
+        </w:tc>
+        <w:tc>
+          <w:tcPr>
+            <w:tcW w:w="0" w:type="auto"/>
+          </w:tcPr>
+          <w:p>
+            <w:pPr>
+              <w:pStyle w:val="a7"/>
+              <w:spacing w:before="0" w:beforeAutospacing="0" w:after="0" w:afterAutospacing="0"/>
+              <w:jc w:val="center"/>
+              <w:rPr>
+                <w:color w:val="000000"/>
+              </w:rPr>
+            </w:pPr>
+            <w:proofErr w:type="spellStart"/>
+            <w:proofErr w:type="gramStart"/>
+            <w:r>
+              <w:rPr>
+                <w:color w:val="000000"/>
+              </w:rPr>
+              <w:t>получитьИсториюСеминаров</w:t>
+            </w:r>
+            <w:proofErr w:type="spellEnd"/>
+            <w:r>
+              <w:rPr>
+                <w:color w:val="000000"/>
+              </w:rPr>
+              <w:t>(</w:t>
+            </w:r>
+            <w:proofErr w:type="gramEnd"/>
+            <w:r>
+              <w:rPr>
+                <w:color w:val="000000"/>
+              </w:rPr>
+              <w:t>)</w:t>
+            </w:r>
+          </w:p>
+        </w:tc>
+        <w:tc>
+          <w:tcPr>
+            <w:tcW w:w="0" w:type="auto"/>
+          </w:tcPr>
+          <w:p>
+            <w:pPr>
+              <w:pStyle w:val="a7"/>
+              <w:spacing w:before="0" w:beforeAutospacing="0" w:after="0" w:afterAutospacing="0"/>
+              <w:jc w:val="center"/>
+              <w:rPr>
+                <w:color w:val="000000"/>
+              </w:rPr>
+            </w:pPr>
+            <w:proofErr w:type="spellStart"/>
+            <w:proofErr w:type="gramStart"/>
+            <w:r>
+              <w:rPr>
+                <w:color w:val="000000"/>
+              </w:rPr>
+              <w:t>слушатель:Студент</w:t>
+            </w:r>
+            <w:proofErr w:type="spellEnd"/>
+            <w:proofErr w:type="gramEnd"/>
+          </w:p>
+        </w:tc>
+      </w:tr>
+      <w:tr>
+        <w:trPr>
+          <w:jc w:val="center"/>
+        </w:trPr>
+        <w:tc>
+          <w:tcPr>
+            <w:tcW w:w="0" w:type="auto"/>
+          </w:tcPr>
+          <w:p>
+            <w:pPr>
+              <w:pStyle w:val="a7"/>
+              <w:spacing w:before="0" w:beforeAutospacing="0" w:after="0" w:afterAutospacing="0"/>
+              <w:jc w:val="center"/>
+              <w:rPr>
+                <w:color w:val="000000"/>
+              </w:rPr>
+            </w:pPr>
+            <w:proofErr w:type="spellStart"/>
+            <w:proofErr w:type="gramStart"/>
+            <w:r>
+              <w:rPr>
+                <w:color w:val="000000"/>
+              </w:rPr>
+              <w:t>слушатель:Студент</w:t>
+            </w:r>
+            <w:proofErr w:type="spellEnd"/>
+            <w:proofErr w:type="gramEnd"/>
+          </w:p>
+        </w:tc>
+        <w:tc>
+          <w:tcPr>
+            <w:tcW w:w="0" w:type="auto"/>
+          </w:tcPr>
+          <w:p>
+            <w:pPr>
+              <w:pStyle w:val="a7"/>
+              <w:spacing w:before="0" w:beforeAutospacing="0" w:after="0" w:afterAutospacing="0"/>
+              <w:jc w:val="center"/>
+              <w:rPr>
+                <w:color w:val="000000"/>
+              </w:rPr>
+            </w:pPr>
+            <w:proofErr w:type="gramStart"/>
+            <w:r>
+              <w:rPr>
+                <w:color w:val="000000"/>
+              </w:rPr>
+              <w:t>возврат</w:t>
+            </w:r>
+            <w:proofErr w:type="gramEnd"/>
+          </w:p>
+        </w:tc>
+        <w:tc>
+          <w:tcPr>
+            <w:tcW w:w="0" w:type="auto"/>
+          </w:tcPr>
+          <w:p>
+            <w:pPr>
+              <w:pStyle w:val="a7"/>
+              <w:spacing w:before="0" w:beforeAutospacing="0" w:after="0" w:afterAutospacing="0"/>
+              <w:jc w:val="center"/>
+              <w:rPr>
+                <w:color w:val="000000"/>
+              </w:rPr>
+            </w:pPr>
+            <w:proofErr w:type="spellStart"/>
+            <w:proofErr w:type="gramStart"/>
+            <w:r>
+              <w:rPr>
+                <w:color w:val="000000"/>
+              </w:rPr>
+              <w:t>историяСеминаров</w:t>
+            </w:r>
+            <w:proofErr w:type="spellEnd"/>
+            <w:proofErr w:type="gramEnd"/>
+          </w:p>
+        </w:tc>
+        <w:tc>
+          <w:tcPr>
+            <w:tcW w:w="0" w:type="auto"/>
+          </w:tcPr>
+          <w:p>
+            <w:pPr>
+              <w:pStyle w:val="a7"/>
+              <w:spacing w:before="0" w:beforeAutospacing="0" w:after="0" w:afterAutospacing="0"/>
+              <w:jc w:val="center"/>
+              <w:rPr>
+                <w:color w:val="000000"/>
+              </w:rPr>
+            </w:pPr>
+            <w:proofErr w:type="gramStart"/>
+            <w:r>
+              <w:rPr>
+                <w:color w:val="000000"/>
+              </w:rPr>
+              <w:t>:Курс</w:t>
+            </w:r>
+            <w:proofErr w:type="gramEnd"/>
+          </w:p>
+        </w:tc>
+      </w:tr>
+      <w:tr>
+        <w:trPr>
+          <w:jc w:val="center"/>
+        </w:trPr>
+        <w:tc>
+          <w:tcPr>
+            <w:tcW w:w="0" w:type="auto"/>
+          </w:tcPr>
+          <w:p>
+            <w:pPr>
+              <w:pStyle w:val="a7"/>
+              <w:spacing w:before="0" w:beforeAutospacing="0" w:after="0" w:afterAutospacing="0"/>
+              <w:jc w:val="center"/>
+              <w:rPr>
+                <w:color w:val="000000"/>
+              </w:rPr>
+            </w:pPr>
+            <w:proofErr w:type="gramStart"/>
+            <w:r>
+              <w:rPr>
+                <w:color w:val="000000"/>
+              </w:rPr>
+              <w:t>:Курс</w:t>
+            </w:r>
+            <w:proofErr w:type="gramEnd"/>
+          </w:p>
+        </w:tc>
+        <w:tc>
+          <w:tcPr>
+            <w:tcW w:w="0" w:type="auto"/>
+          </w:tcPr>
+          <w:p>
+            <w:pPr>
+              <w:pStyle w:val="a7"/>
+              <w:spacing w:before="0" w:beforeAutospacing="0" w:after="0" w:afterAutospacing="0"/>
+              <w:jc w:val="center"/>
+              <w:rPr>
+                <w:color w:val="000000"/>
+              </w:rPr>
+            </w:pPr>
+            <w:proofErr w:type="gramStart"/>
+            <w:r>
+              <w:rPr>
+                <w:color w:val="000000"/>
+              </w:rPr>
+              <w:t>возврат</w:t>
+            </w:r>
+            <w:proofErr w:type="gramEnd"/>
+          </w:p>
+        </w:tc>
+        <w:tc>
+          <w:tcPr>
+            <w:tcW w:w="0" w:type="auto"/>
+          </w:tcPr>
+          <w:p>
+            <w:pPr>
+              <w:pStyle w:val="a7"/>
+              <w:spacing w:before="0" w:beforeAutospacing="0" w:after="0" w:afterAutospacing="0"/>
+              <w:jc w:val="center"/>
+              <w:rPr>
+                <w:color w:val="000000"/>
+              </w:rPr>
+            </w:pPr>
+            <w:proofErr w:type="spellStart"/>
+            <w:proofErr w:type="gramStart"/>
+            <w:r>
+              <w:rPr>
+                <w:color w:val="000000"/>
+              </w:rPr>
+              <w:t>статусПодготовленномти</w:t>
+            </w:r>
+            <w:proofErr w:type="spellEnd"/>
+            <w:proofErr w:type="gramEnd"/>
+          </w:p>
+        </w:tc>
+        <w:tc>
+          <w:tcPr>
+            <w:tcW w:w="0" w:type="auto"/>
+          </w:tcPr>
+          <w:p>
+            <w:pPr>
+              <w:pStyle w:val="a7"/>
+              <w:spacing w:before="0" w:beforeAutospacing="0" w:after="0" w:afterAutospacing="0"/>
+              <w:jc w:val="center"/>
+              <w:rPr>
+                <w:color w:val="000000"/>
+              </w:rPr>
+            </w:pPr>
+            <w:proofErr w:type="gramStart"/>
+            <w:r>
+              <w:rPr>
+                <w:color w:val="000000"/>
+              </w:rPr>
+              <w:t>:Семинар</w:t>
+            </w:r>
+            <w:proofErr w:type="gramEnd"/>
+          </w:p>
+        </w:tc>
+      </w:tr>
+      <w:tr>
+        <w:trPr>
+          <w:jc w:val="center"/>
+        </w:trPr>
+        <w:tc>
+          <w:tcPr>
+            <w:tcW w:w="0" w:type="auto"/>
+          </w:tcPr>
+          <w:p>
+            <w:pPr>
+              <w:pStyle w:val="a7"/>
+              <w:spacing w:before="0" w:beforeAutospacing="0" w:after="0" w:afterAutospacing="0"/>
+              <w:jc w:val="center"/>
+              <w:rPr>
+                <w:color w:val="000000"/>
+              </w:rPr>
+            </w:pPr>
+            <w:proofErr w:type="gramStart"/>
+            <w:r>
+              <w:rPr>
+                <w:color w:val="000000"/>
+              </w:rPr>
+              <w:t>:Семинар</w:t>
+            </w:r>
+            <w:proofErr w:type="gramEnd"/>
+          </w:p>
+        </w:tc>
+        <w:tc>
+          <w:tcPr>
+            <w:tcW w:w="0" w:type="auto"/>
+          </w:tcPr>
+          <w:p>
+            <w:pPr>
+              <w:pStyle w:val="a7"/>
+              <w:spacing w:before="0" w:beforeAutospacing="0" w:after="0" w:afterAutospacing="0"/>
+              <w:jc w:val="center"/>
+              <w:rPr>
+                <w:color w:val="000000"/>
+              </w:rPr>
+            </w:pPr>
+            <w:proofErr w:type="gramStart"/>
+            <w:r>
+              <w:rPr>
+                <w:color w:val="000000"/>
+              </w:rPr>
+              <w:t>возврат</w:t>
+            </w:r>
+            <w:proofErr w:type="gramEnd"/>
+          </w:p>
+        </w:tc>
+        <w:tc>
+          <w:tcPr>
+            <w:tcW w:w="0" w:type="auto"/>
+          </w:tcPr>
+          <w:p>
+            <w:pPr>
+              <w:pStyle w:val="a7"/>
+              <w:spacing w:before="0" w:beforeAutospacing="0" w:after="0" w:afterAutospacing="0"/>
+              <w:jc w:val="center"/>
+              <w:rPr>
+                <w:color w:val="000000"/>
+              </w:rPr>
+            </w:pPr>
+            <w:proofErr w:type="spellStart"/>
+            <w:proofErr w:type="gramStart"/>
+            <w:r>
+              <w:rPr>
+                <w:color w:val="000000"/>
+              </w:rPr>
+              <w:t>статусЗаписи</w:t>
+            </w:r>
+            <w:proofErr w:type="spellEnd"/>
+            <w:proofErr w:type="gramEnd"/>
+          </w:p>
+        </w:tc>
+        <w:tc>
+          <w:tcPr>
+            <w:tcW w:w="0" w:type="auto"/>
+          </w:tcPr>
+          <w:p>
+            <w:pPr>
+              <w:pStyle w:val="a7"/>
+              <w:spacing w:before="0" w:beforeAutospacing="0" w:after="0" w:afterAutospacing="0"/>
+              <w:jc w:val="center"/>
+              <w:rPr>
+                <w:color w:val="000000"/>
+              </w:rPr>
+            </w:pPr>
+            <w:proofErr w:type="spellStart"/>
+            <w:proofErr w:type="gramStart"/>
+            <w:r>
+              <w:rPr>
+                <w:color w:val="000000"/>
+              </w:rPr>
+              <w:t>слушатель:Студент</w:t>
+            </w:r>
+            <w:proofErr w:type="spellEnd"/>
+            <w:proofErr w:type="gramEnd"/>
+          </w:p>
+        </w:tc>
+      </w:tr>
+    </w:tbl>
+    <w:p>
+      <w:pPr>
+        <w:ind w:firstLine="0"/>
+        <w:jc w:val="center"/>
+      </w:pPr>
+    </w:p>
+    <w:p>
+      <w:pPr>
+        <w:pStyle w:val="1"/>
+      </w:pPr>
+      <w:r>
+        <w:t>Шаг 2</w:t>
+      </w:r>
+    </w:p>
+    <w:p>
+      <w:pPr>
+        <w:ind w:firstLine="0"/>
+      </w:pPr>
+      <w:r>
+        <w:tab/>
+      </w:r>
+      <w:r>
+        <w:t>Далее была построена диаграмма кооперации по описанию приведённого в задании варианта (рисунок 2).</w:t>
+      </w:r>
+    </w:p>
+    <w:p>
+      <w:pPr>
+        <w:ind w:firstLine="0"/>
+      </w:pPr>
+      <w:r>
+        <w:drawing>
+          <wp:inline distT="0" distB="0" distL="0" distR="0" wp14:anchorId="72C1E171" wp14:editId="12F295B4">
+            <wp:extent cx="5940425" cy="2218055"/>
+            <wp:effectExtent l="0" t="0" r="3175" b="0"/>
+            <wp:docPr id="3" name="Рисунок 3"/>
+            <wp:cNvGraphicFramePr>
+              <a:graphicFrameLocks xmlns:a="http://schemas.openxmlformats.org/drawingml/2006/main" noChangeAspect="1"/>
+            </wp:cNvGraphicFramePr>
+            <a:graphic xmlns:a="http://schemas.openxmlformats.org/drawingml/2006/main">
+              <a:graphicData uri="http://schemas.openxmlformats.org/drawingml/2006/picture">
+                <pic:pic xmlns:pic="http://schemas.openxmlformats.org/drawingml/2006/picture">
+                  <pic:nvPicPr>
+                    <pic:cNvPr id="1" name=""/>
+                    <pic:cNvPicPr/>
+                  </pic:nvPicPr>
+                  <pic:blipFill>
+                    <a:blip r:embed="rId9"/>
+                    <a:stretch>
+                      <a:fillRect/>
+                    </a:stretch>
+                  </pic:blipFill>
+                  <pic:spPr>
+                    <a:xfrm>
+                      <a:off x="0" y="0"/>
+                      <a:ext cx="5940425" cy="2218055"/>
+                    </a:xfrm>
+                    <a:prstGeom prst="rect">
+                      <a:avLst/>
+                    </a:prstGeom>
+                  </pic:spPr>
+                </pic:pic>
+              </a:graphicData>
+            </a:graphic>
+          </wp:inline>
+        </w:drawing>
+      </w:r>
+    </w:p>
+    <w:p>
+      <w:pPr>
+        <w:ind w:firstLine="0"/>
+        <w:jc w:val="center"/>
+      </w:pPr>
+      <w:r>
+        <w:t xml:space="preserve">Рисунок 2 – Диаграмма </w:t>
+      </w:r>
+      <w:r>
+        <w:t>кооперации для первого задания</w:t>
+      </w:r>
+    </w:p>
+    <w:p>
+      <w:pPr>
+        <w:ind w:firstLine="0"/>
+        <w:rPr>
+          <w:b/>
+        </w:rPr>
+      </w:pPr>
+      <w:r>
+        <w:tab/>
+      </w:r>
+      <w:r>
+        <w:rPr>
+          <w:b/>
+        </w:rPr>
+        <w:t>Шаг 3</w:t>
+      </w:r>
+    </w:p>
+    <w:p>
+      <w:pPr>
+        <w:ind w:firstLine="708"/>
+      </w:pPr>
+      <w:r>
+        <w:t xml:space="preserve">В </w:t>
+      </w:r>
+      <w:r>
+        <w:t>качес</w:t>
+      </w:r>
+      <w:r>
+        <w:t>т</w:t>
+      </w:r>
+      <w:r>
+        <w:t xml:space="preserve">ве </w:t>
+      </w:r>
+      <w:r>
+        <w:t>п</w:t>
+      </w:r>
+      <w:r>
+        <w:t>ерсонального варианта было выбрано моделирование ситуации регистрации на онлайн курс со стороны клиента, путём обращения к сайту и его элементам (рисунок 3).</w:t>
+      </w:r>
+    </w:p>
+    <w:p>
+      <w:pPr>
+        <w:pStyle w:val="1"/>
+        <w:ind w:firstLine="0"/>
+        <w:jc w:val="center"/>
+      </w:pPr>
+      <w:r>
+        <w:rPr>
+          <w:b w:val="0"/>
+        </w:rPr>
+        <w:lastRenderedPageBreak/>
+        <w:drawing>
+          <wp:inline distT="0" distB="0" distL="0" distR="0" wp14:anchorId="7F65D25C" wp14:editId="00440791">
+            <wp:extent cx="5940425" cy="3051810"/>
+            <wp:effectExtent l="0" t="0" r="3175" b="0"/>
+            <wp:docPr id="5" name="Рисунок 5"/>
+            <wp:cNvGraphicFramePr>
+              <a:graphicFrameLocks xmlns:a="http://schemas.openxmlformats.org/drawingml/2006/main" noChangeAspect="1"/>
+            </wp:cNvGraphicFramePr>
+            <a:graphic xmlns:a="http://schemas.openxmlformats.org/drawingml/2006/main">
+              <a:graphicData uri="http://schemas.openxmlformats.org/drawingml/2006/picture">
+                <pic:pic xmlns:pic="http://schemas.openxmlformats.org/drawingml/2006/picture">
+                  <pic:nvPicPr>
+                    <pic:cNvPr id="1" name=""/>
+                    <pic:cNvPicPr/>
+                  </pic:nvPicPr>
+                  <pic:blipFill>
+                    <a:blip r:embed="rId10"/>
+                    <a:stretch>
+                      <a:fillRect/>
+                    </a:stretch>
+                  </pic:blipFill>
+                  <pic:spPr>
+                    <a:xfrm>
+                      <a:off x="0" y="0"/>
+                      <a:ext cx="5940425" cy="3051810"/>
+                    </a:xfrm>
+                    <a:prstGeom prst="rect">
+                      <a:avLst/>
+                    </a:prstGeom>
+                  </pic:spPr>
+                </pic:pic>
+              </a:graphicData>
+            </a:graphic>
+          </wp:inline>
+        </w:drawing>
+      </w:r>
+    </w:p>
+    <w:p>
+      <w:pPr>
+        <w:ind w:firstLine="0"/>
+        <w:jc w:val="center"/>
+      </w:pPr>
+      <w:r>
+        <w:t xml:space="preserve">Рисунок 3 - </w:t>
+      </w:r>
+      <w:r>
+        <w:t xml:space="preserve">Диаграмма последовательности </w:t>
+      </w:r>
+      <w:r>
+        <w:t>по персональному варианту</w:t>
+      </w:r>
+    </w:p>
+    <w:p>
+      <w:pPr>
+        <w:pStyle w:val="1"/>
+      </w:pPr>
+      <w:r>
+        <w:t>Шаг 4</w:t>
+      </w:r>
+    </w:p>
+    <w:p>
+      <w:r>
+        <w:t>В данном шаге на основе предыдущего была построена диаграмма кооперации рассматриваемой системы по персональному варианту</w:t>
+      </w:r>
+      <w:r>
+        <w:t xml:space="preserve"> (рисунок 4)</w:t>
+      </w:r>
+      <w:r>
+        <w:t>.</w:t>
+      </w:r>
+    </w:p>
+    <w:p>
+      <w:pPr>
+        <w:ind w:firstLine="0"/>
+        <w:rPr>
+          <w:lang w:val="en-US"/>
+        </w:rPr>
+      </w:pPr>
+      <w:r>
+        <w:rPr>
+          <w:lang w:val="en-US"/>
+        </w:rPr>
+        <w:drawing>
+          <wp:inline distT="0" distB="0" distL="0" distR="0" wp14:anchorId="4CE2E7C5" wp14:editId="37E23CD8">
+            <wp:extent cx="5940425" cy="2014220"/>
+            <wp:effectExtent l="0" t="0" r="3175" b="5080"/>
+            <wp:docPr id="6" name="Рисунок 6"/>
+            <wp:cNvGraphicFramePr>
+              <a:graphicFrameLocks xmlns:a="http://schemas.openxmlformats.org/drawingml/2006/main" noChangeAspect="1"/>
+            </wp:cNvGraphicFramePr>
+            <a:graphic xmlns:a="http://schemas.openxmlformats.org/drawingml/2006/main">
+              <a:graphicData uri="http://schemas.openxmlformats.org/drawingml/2006/picture">
+                <pic:pic xmlns:pic="http://schemas.openxmlformats.org/drawingml/2006/picture">
+                  <pic:nvPicPr>
+                    <pic:cNvPr id="1" name=""/>
+                    <pic:cNvPicPr/>
+                  </pic:nvPicPr>
+                  <pic:blipFill>
+                    <a:blip r:embed="rId11"/>
+                    <a:stretch>
+                      <a:fillRect/>
+                    </a:stretch>
+                  </pic:blipFill>
+                  <pic:spPr>
+                    <a:xfrm>
+                      <a:off x="0" y="0"/>
+                      <a:ext cx="5940425" cy="2014220"/>
+                    </a:xfrm>
+                    <a:prstGeom prst="rect">
+                      <a:avLst/>
+                    </a:prstGeom>
+                  </pic:spPr>
+                </pic:pic>
+              </a:graphicData>
+            </a:graphic>
+          </wp:inline>
+        </w:drawing>
+      </w:r>
+    </w:p>
+    <w:p>
+      <w:pPr>
+        <w:ind w:firstLine="0"/>
+        <w:jc w:val="center"/>
+      </w:pPr>
+      <w:r>
+        <w:t xml:space="preserve">Рисунок 4 - </w:t>
+      </w:r>
+      <w:r>
+        <w:t>Диаграмма кооперации</w:t>
+      </w:r>
+      <w:r>
+        <w:t xml:space="preserve"> </w:t>
+      </w:r>
+      <w:r>
+        <w:t>по персональному варианту</w:t>
+      </w:r>
+    </w:p>
+    <w:p>
+      <w:pPr>
+        <w:pStyle w:val="1"/>
+        <w:jc w:val="center"/>
+      </w:pPr>
+      <w:bookmarkStart w:id="3" w:name="_ВЫВОД"/>
+      <w:bookmarkEnd w:id="3"/>
+      <w:r>
+        <w:t>ВЫВОД</w:t>
+      </w:r>
+    </w:p>
+    <w:p>
+      <w:r>
+        <w:t>В ходе проделанной работы были изучены методы построения диаграмм кооперации и взаимодействия, а также был закреплён пройденный материал путём практическ</w:t>
+      </w:r>
+      <w:r>
+        <w:t>ого применения полученных знани</w:t>
+      </w:r>
+      <w:r>
+        <w:t>й</w:t>
+      </w:r>
+      <w:bookmarkStart w:id="4" w:name="_GoBack"/>
+      <w:bookmarkEnd w:id="4"/>
+      <w:r>
+        <w:t>.</w:t>
+      </w:r>
     </w:p>
     <w:sectPr>
+      <w:footerReference w:type="default" r:id="rId12"/>
       <w:pgSz w:w="11906" w:h="16838"/>
       <w:pgMar w:top="1134" w:right="850" w:bottom="1134" w:left="1701" w:header="708" w:footer="708" w:gutter="0"/>
       <w:cols w:space="708"/>
-      <w:docGrid w:linePitch="360"/>
+      <w:titlePg/>
+      <w:docGrid w:linePitch="381"/>
     </w:sectPr>
   </w:body>
 </w:document>
+</file>
+
+<file path=word/endnotes.xml><?xml version="1.0" encoding="utf-8"?>
+<w:endnotes xmlns:wpc="http://schemas.microsoft.com/office/word/2010/wordprocessingCanvas" xmlns:mc="http://schemas.openxmlformats.org/markup-compatibility/2006" xmlns:o="urn:schemas-microsoft-com:office:office" xmlns:r="http://schemas.openxmlformats.org/officeDocument/2006/relationships" xmlns:m="http://schemas.openxmlformats.org/officeDocument/2006/math" xmlns:v="urn:schemas-microsoft-com:vml" xmlns:wp14="http://schemas.microsoft.com/office/word/2010/wordprocessingDrawing" xmlns:wp="http://schemas.openxmlformats.org/drawingml/2006/wordprocessingDrawing" xmlns:w10="urn:schemas-microsoft-com:office:word" xmlns:w="http://schemas.openxmlformats.org/wordprocessingml/2006/main" xmlns:w14="http://schemas.microsoft.com/office/word/2010/wordml" xmlns:w15="http://schemas.microsoft.com/office/word/2012/wordml" xmlns:wpg="http://schemas.microsoft.com/office/word/2010/wordprocessingGroup" xmlns:wpi="http://schemas.microsoft.com/office/word/2010/wordprocessingInk" xmlns:wne="http://schemas.microsoft.com/office/word/2006/wordml" xmlns:wps="http://schemas.microsoft.com/office/word/2010/wordprocessingShape" mc:Ignorable="w14 w15 wp14">
+  <w:endnote w:type="separator" w:id="-1">
+    <w:p>
+      <w:pPr>
+        <w:spacing w:line="240" w:lineRule="auto"/>
+      </w:pPr>
+      <w:r>
+        <w:separator/>
+      </w:r>
+    </w:p>
+  </w:endnote>
+  <w:endnote w:type="continuationSeparator" w:id="0">
+    <w:p>
+      <w:pPr>
+        <w:spacing w:line="240" w:lineRule="auto"/>
+      </w:pPr>
+      <w:r>
+        <w:continuationSeparator/>
+      </w:r>
+    </w:p>
+  </w:endnote>
+</w:endnotes>
+</file>
+
+<file path=word/footer1.xml><?xml version="1.0" encoding="utf-8"?>
+<w:ftr xmlns:wpc="http://schemas.microsoft.com/office/word/2010/wordprocessingCanvas" xmlns:mc="http://schemas.openxmlformats.org/markup-compatibility/2006" xmlns:o="urn:schemas-microsoft-com:office:office" xmlns:r="http://schemas.openxmlformats.org/officeDocument/2006/relationships" xmlns:m="http://schemas.openxmlformats.org/officeDocument/2006/math" xmlns:v="urn:schemas-microsoft-com:vml" xmlns:wp14="http://schemas.microsoft.com/office/word/2010/wordprocessingDrawing" xmlns:wp="http://schemas.openxmlformats.org/drawingml/2006/wordprocessingDrawing" xmlns:w10="urn:schemas-microsoft-com:office:word" xmlns:w="http://schemas.openxmlformats.org/wordprocessingml/2006/main" xmlns:w14="http://schemas.microsoft.com/office/word/2010/wordml" xmlns:w15="http://schemas.microsoft.com/office/word/2012/wordml" xmlns:wpg="http://schemas.microsoft.com/office/word/2010/wordprocessingGroup" xmlns:wpi="http://schemas.microsoft.com/office/word/2010/wordprocessingInk" xmlns:wne="http://schemas.microsoft.com/office/word/2006/wordml" xmlns:wps="http://schemas.microsoft.com/office/word/2010/wordprocessingShape" mc:Ignorable="w14 w15 wp14">
+  <w:sdt>
+    <w:sdtPr>
+      <w:id w:val="2007548552"/>
+      <w:docPartObj>
+        <w:docPartGallery w:val="Page Numbers (Bottom of Page)"/>
+        <w:docPartUnique/>
+      </w:docPartObj>
+    </w:sdtPr>
+    <w:sdtContent>
+      <w:p>
+        <w:pPr>
+          <w:pStyle w:val="aa"/>
+          <w:jc w:val="center"/>
+        </w:pPr>
+        <w:r>
+          <w:fldChar w:fldCharType="begin"/>
+        </w:r>
+        <w:r>
+          <w:instrText>PAGE   \* MERGEFORMAT</w:instrText>
+        </w:r>
+        <w:r>
+          <w:fldChar w:fldCharType="separate"/>
+        </w:r>
+        <w:r>
+          <w:rPr>
+            <w:noProof/>
+          </w:rPr>
+          <w:t>3</w:t>
+        </w:r>
+        <w:r>
+          <w:fldChar w:fldCharType="end"/>
+        </w:r>
+      </w:p>
+    </w:sdtContent>
+  </w:sdt>
+</w:ftr>
+</file>
+
+<file path=word/footnotes.xml><?xml version="1.0" encoding="utf-8"?>
+<w:footnotes xmlns:wpc="http://schemas.microsoft.com/office/word/2010/wordprocessingCanvas" xmlns:mc="http://schemas.openxmlformats.org/markup-compatibility/2006" xmlns:o="urn:schemas-microsoft-com:office:office" xmlns:r="http://schemas.openxmlformats.org/officeDocument/2006/relationships" xmlns:m="http://schemas.openxmlformats.org/officeDocument/2006/math" xmlns:v="urn:schemas-microsoft-com:vml" xmlns:wp14="http://schemas.microsoft.com/office/word/2010/wordprocessingDrawing" xmlns:wp="http://schemas.openxmlformats.org/drawingml/2006/wordprocessingDrawing" xmlns:w10="urn:schemas-microsoft-com:office:word" xmlns:w="http://schemas.openxmlformats.org/wordprocessingml/2006/main" xmlns:w14="http://schemas.microsoft.com/office/word/2010/wordml" xmlns:w15="http://schemas.microsoft.com/office/word/2012/wordml" xmlns:wpg="http://schemas.microsoft.com/office/word/2010/wordprocessingGroup" xmlns:wpi="http://schemas.microsoft.com/office/word/2010/wordprocessingInk" xmlns:wne="http://schemas.microsoft.com/office/word/2006/wordml" xmlns:wps="http://schemas.microsoft.com/office/word/2010/wordprocessingShape" mc:Ignorable="w14 w15 wp14">
+  <w:footnote w:type="separator" w:id="-1">
+    <w:p>
+      <w:pPr>
+        <w:spacing w:line="240" w:lineRule="auto"/>
+      </w:pPr>
+      <w:r>
+        <w:separator/>
+      </w:r>
+    </w:p>
+  </w:footnote>
+  <w:footnote w:type="continuationSeparator" w:id="0">
+    <w:p>
+      <w:pPr>
+        <w:spacing w:line="240" w:lineRule="auto"/>
+      </w:pPr>
+      <w:r>
+        <w:continuationSeparator/>
+      </w:r>
+    </w:p>
+  </w:footnote>
+</w:footnotes>
 </file>
 
 <file path=word/styles.xml><?xml version="1.0" encoding="utf-8"?>
@@ -1853,6 +3310,75 @@
       <w:sz w:val="28"/>
     </w:rPr>
   </w:style>
+  <w:style w:type="paragraph" w:styleId="a7">
+    <w:name w:val="Normal (Web)"/>
+    <w:basedOn w:val="a"/>
+    <w:uiPriority w:val="99"/>
+    <w:rsid w:val="00A94E09"/>
+    <w:pPr>
+      <w:spacing w:before="100" w:beforeAutospacing="1" w:after="100" w:afterAutospacing="1" w:line="240" w:lineRule="auto"/>
+      <w:ind w:firstLine="0"/>
+      <w:jc w:val="left"/>
+    </w:pPr>
+    <w:rPr>
+      <w:rFonts w:eastAsia="Times New Roman" w:cs="Times New Roman"/>
+      <w:sz w:val="24"/>
+      <w:szCs w:val="24"/>
+      <w:lang w:eastAsia="ru-RU"/>
+    </w:rPr>
+  </w:style>
+  <w:style w:type="paragraph" w:styleId="a8">
+    <w:name w:val="header"/>
+    <w:basedOn w:val="a"/>
+    <w:link w:val="a9"/>
+    <w:uiPriority w:val="99"/>
+    <w:unhideWhenUsed/>
+    <w:rsid w:val="00A90BB3"/>
+    <w:pPr>
+      <w:tabs>
+        <w:tab w:val="center" w:pos="4677"/>
+        <w:tab w:val="right" w:pos="9355"/>
+      </w:tabs>
+      <w:spacing w:line="240" w:lineRule="auto"/>
+    </w:pPr>
+  </w:style>
+  <w:style w:type="character" w:customStyle="1" w:styleId="a9">
+    <w:name w:val="Верхний колонтитул Знак"/>
+    <w:basedOn w:val="a0"/>
+    <w:link w:val="a8"/>
+    <w:uiPriority w:val="99"/>
+    <w:rsid w:val="00A90BB3"/>
+    <w:rPr>
+      <w:rFonts w:ascii="Times New Roman" w:hAnsi="Times New Roman"/>
+      <w:sz w:val="28"/>
+    </w:rPr>
+  </w:style>
+  <w:style w:type="paragraph" w:styleId="aa">
+    <w:name w:val="footer"/>
+    <w:basedOn w:val="a"/>
+    <w:link w:val="ab"/>
+    <w:uiPriority w:val="99"/>
+    <w:unhideWhenUsed/>
+    <w:rsid w:val="00A90BB3"/>
+    <w:pPr>
+      <w:tabs>
+        <w:tab w:val="center" w:pos="4677"/>
+        <w:tab w:val="right" w:pos="9355"/>
+      </w:tabs>
+      <w:spacing w:line="240" w:lineRule="auto"/>
+    </w:pPr>
+  </w:style>
+  <w:style w:type="character" w:customStyle="1" w:styleId="ab">
+    <w:name w:val="Нижний колонтитул Знак"/>
+    <w:basedOn w:val="a0"/>
+    <w:link w:val="aa"/>
+    <w:uiPriority w:val="99"/>
+    <w:rsid w:val="00A90BB3"/>
+    <w:rPr>
+      <w:rFonts w:ascii="Times New Roman" w:hAnsi="Times New Roman"/>
+      <w:sz w:val="28"/>
+    </w:rPr>
+  </w:style>
 </w:styles>
 </file>
 
@@ -2122,7 +3648,7 @@
 </file>
 
 <file path=customXml/itemProps1.xml><?xml version="1.0" encoding="utf-8"?>
-<ds:datastoreItem xmlns:ds="http://schemas.openxmlformats.org/officeDocument/2006/customXml" ds:itemID="{D12738CD-3FDF-49EE-A4FD-A54C1BAD794F}">
+<ds:datastoreItem xmlns:ds="http://schemas.openxmlformats.org/officeDocument/2006/customXml" ds:itemID="{129DF392-C4A1-45EF-96F7-7248630A45F5}">
   <ds:schemaRefs>
     <ds:schemaRef ds:uri="http://schemas.openxmlformats.org/officeDocument/2006/bibliography"/>
   </ds:schemaRefs>

--- a/АиКМС/прак_4/АиКМС_ИКБО-20-23_Кузнецов.Л.А_практика4.docx
+++ b/АиКМС/прак_4/АиКМС_ИКБО-20-23_Кузнецов.Л.А_практика4.docx
@@ -1112,13 +1112,6 @@
               <w:szCs w:val="28"/>
             </w:rPr>
             <w:instrText xml:space="preserve"> HYPERLINK  \l "_ПОСТАНОВКА_ЗАДАЧИ" </w:instrText>
-          </w:r>
-          <w:r>
-            <w:rPr>
-              <w:rFonts w:cs="Times New Roman"/>
-              <w:color w:val="000000" w:themeColor="text1"/>
-              <w:szCs w:val="28"/>
-            </w:rPr>
           </w:r>
           <w:r>
             <w:rPr>
@@ -1194,13 +1187,6 @@
               <w:color w:val="000000" w:themeColor="text1"/>
               <w:szCs w:val="28"/>
             </w:rPr>
-          </w:r>
-          <w:r>
-            <w:rPr>
-              <w:rFonts w:cs="Times New Roman"/>
-              <w:color w:val="000000" w:themeColor="text1"/>
-              <w:szCs w:val="28"/>
-            </w:rPr>
             <w:fldChar w:fldCharType="separate"/>
           </w:r>
           <w:r>
@@ -1274,7 +1260,7 @@
               <w:color w:val="000000" w:themeColor="text1"/>
               <w:szCs w:val="28"/>
             </w:rPr>
-            <w:t>5</w:t>
+            <w:t>6</w:t>
           </w:r>
         </w:p>
       </w:sdtContent>
@@ -1457,14 +1443,10 @@
         <w:jc w:val="center"/>
       </w:pPr>
       <w:r>
-        <w:rPr>
-          <w:noProof/>
-          <w:lang w:eastAsia="ru-RU"/>
-        </w:rPr>
         <w:drawing>
-          <wp:inline distT="0" distB="0" distL="0" distR="0" wp14:anchorId="7F06F2A3" wp14:editId="4897631B">
-            <wp:extent cx="4763068" cy="4322657"/>
-            <wp:effectExtent l="0" t="0" r="0" b="1905"/>
+          <wp:inline distT="0" distB="0" distL="0" distR="0" wp14:anchorId="77A6C8BD" wp14:editId="46382D83">
+            <wp:extent cx="4844767" cy="4200525"/>
+            <wp:effectExtent l="0" t="0" r="0" b="0"/>
             <wp:docPr id="1" name="Рисунок 1"/>
             <wp:cNvGraphicFramePr>
               <a:graphicFrameLocks xmlns:a="http://schemas.openxmlformats.org/drawingml/2006/main" noChangeAspect="1"/>
@@ -1485,7 +1467,7 @@
                   <pic:spPr>
                     <a:xfrm>
                       <a:off x="0" y="0"/>
-                      <a:ext cx="4775329" cy="4333785"/>
+                      <a:ext cx="4858510" cy="4212440"/>
                     </a:xfrm>
                     <a:prstGeom prst="rect">
                       <a:avLst/>
@@ -1533,10 +1515,10 @@
         <w:tblLook w:val="04A0" w:firstRow="1" w:lastRow="0" w:firstColumn="1" w:lastColumn="0" w:noHBand="0" w:noVBand="1"/>
       </w:tblPr>
       <w:tblGrid>
-        <w:gridCol w:w="2167"/>
-        <w:gridCol w:w="1503"/>
-        <w:gridCol w:w="3507"/>
-        <w:gridCol w:w="2168"/>
+        <w:gridCol w:w="2197"/>
+        <w:gridCol w:w="1487"/>
+        <w:gridCol w:w="3465"/>
+        <w:gridCol w:w="2196"/>
       </w:tblGrid>
       <w:tr>
         <w:trPr>
@@ -1692,16 +1674,19 @@
                 <w:color w:val="000000"/>
               </w:rPr>
             </w:pPr>
-            <w:proofErr w:type="spellStart"/>
-            <w:proofErr w:type="gramStart"/>
-            <w:r>
-              <w:rPr>
-                <w:color w:val="000000"/>
-              </w:rPr>
-              <w:t>слушатель:Студент</w:t>
-            </w:r>
-            <w:proofErr w:type="spellEnd"/>
-            <w:proofErr w:type="gramEnd"/>
+            <w:r>
+              <w:rPr>
+                <w:color w:val="000000"/>
+                <w:lang w:val="en-US"/>
+              </w:rPr>
+              <w:t>user</w:t>
+            </w:r>
+            <w:r>
+              <w:rPr>
+                <w:color w:val="000000"/>
+              </w:rPr>
+              <w:t>:Студент</w:t>
+            </w:r>
           </w:p>
         </w:tc>
         <w:tc>
@@ -1760,7 +1745,20 @@
               <w:rPr>
                 <w:color w:val="000000"/>
               </w:rPr>
-              <w:t>(слушатель)</w:t>
+              <w:t>(</w:t>
+            </w:r>
+            <w:r>
+              <w:rPr>
+                <w:color w:val="000000"/>
+                <w:lang w:val="en-US"/>
+              </w:rPr>
+              <w:t>user</w:t>
+            </w:r>
+            <w:r>
+              <w:rPr>
+                <w:color w:val="000000"/>
+              </w:rPr>
+              <w:t>)</w:t>
             </w:r>
           </w:p>
         </w:tc>
@@ -1777,13 +1775,39 @@
                 <w:color w:val="000000"/>
               </w:rPr>
             </w:pPr>
+            <w:proofErr w:type="spellStart"/>
             <w:proofErr w:type="gramStart"/>
             <w:r>
               <w:rPr>
                 <w:color w:val="000000"/>
               </w:rPr>
-              <w:t>:Семинар</w:t>
-            </w:r>
+              <w:t>слушатель</w:t>
+            </w:r>
+            <w:r>
+              <w:rPr>
+                <w:color w:val="000000"/>
+              </w:rPr>
+              <w:t>:Сем</w:t>
+            </w:r>
+            <w:r>
+              <w:rPr>
+                <w:color w:val="000000"/>
+              </w:rPr>
+              <w:t>и</w:t>
+            </w:r>
+            <w:r>
+              <w:rPr>
+                <w:color w:val="000000"/>
+              </w:rPr>
+              <w:t>н</w:t>
+            </w:r>
+            <w:r>
+              <w:rPr>
+                <w:color w:val="000000"/>
+              </w:rPr>
+              <w:t>ар</w:t>
+            </w:r>
+            <w:proofErr w:type="spellEnd"/>
             <w:proofErr w:type="gramEnd"/>
           </w:p>
         </w:tc>
@@ -1805,19 +1829,31 @@
                 <w:color w:val="000000"/>
               </w:rPr>
             </w:pPr>
+            <w:proofErr w:type="spellStart"/>
             <w:proofErr w:type="gramStart"/>
             <w:r>
               <w:rPr>
                 <w:color w:val="000000"/>
               </w:rPr>
-              <w:t>:</w:t>
-            </w:r>
-            <w:proofErr w:type="spellStart"/>
-            <w:r>
-              <w:rPr>
-                <w:color w:val="000000"/>
-              </w:rPr>
-              <w:t>Семниар</w:t>
+              <w:t>слушатель</w:t>
+            </w:r>
+            <w:r>
+              <w:rPr>
+                <w:color w:val="000000"/>
+              </w:rPr>
+              <w:t>:Сем</w:t>
+            </w:r>
+            <w:r>
+              <w:rPr>
+                <w:color w:val="000000"/>
+              </w:rPr>
+              <w:t>ин</w:t>
+            </w:r>
+            <w:r>
+              <w:rPr>
+                <w:color w:val="000000"/>
+              </w:rPr>
+              <w:t>ар</w:t>
             </w:r>
             <w:proofErr w:type="spellEnd"/>
             <w:proofErr w:type="gramEnd"/>
@@ -2020,7 +2056,7 @@
               <w:rPr>
                 <w:color w:val="000000"/>
               </w:rPr>
-              <w:t>слушатель:Студент</w:t>
+              <w:t>слушатель:Семинар</w:t>
             </w:r>
             <w:proofErr w:type="spellEnd"/>
             <w:proofErr w:type="gramEnd"/>
@@ -2050,7 +2086,7 @@
               <w:rPr>
                 <w:color w:val="000000"/>
               </w:rPr>
-              <w:t>слушатель:Студент</w:t>
+              <w:t>слушатель:Семниар</w:t>
             </w:r>
             <w:proofErr w:type="spellEnd"/>
             <w:proofErr w:type="gramEnd"/>
@@ -2216,13 +2252,15 @@
                 <w:color w:val="000000"/>
               </w:rPr>
             </w:pPr>
+            <w:proofErr w:type="spellStart"/>
             <w:proofErr w:type="gramStart"/>
             <w:r>
               <w:rPr>
                 <w:color w:val="000000"/>
               </w:rPr>
-              <w:t>:Семинар</w:t>
-            </w:r>
+              <w:t>слушатель:Семинар</w:t>
+            </w:r>
+            <w:proofErr w:type="spellEnd"/>
             <w:proofErr w:type="gramEnd"/>
           </w:p>
         </w:tc>
@@ -2244,13 +2282,21 @@
                 <w:color w:val="000000"/>
               </w:rPr>
             </w:pPr>
+            <w:proofErr w:type="spellStart"/>
             <w:proofErr w:type="gramStart"/>
             <w:r>
               <w:rPr>
                 <w:color w:val="000000"/>
               </w:rPr>
+              <w:t>слушатель</w:t>
+            </w:r>
+            <w:r>
+              <w:rPr>
+                <w:color w:val="000000"/>
+              </w:rPr>
               <w:t>:Семинар</w:t>
             </w:r>
+            <w:proofErr w:type="spellEnd"/>
             <w:proofErr w:type="gramEnd"/>
           </w:p>
         </w:tc>
@@ -2315,16 +2361,19 @@
                 <w:color w:val="000000"/>
               </w:rPr>
             </w:pPr>
-            <w:proofErr w:type="spellStart"/>
-            <w:proofErr w:type="gramStart"/>
-            <w:r>
-              <w:rPr>
-                <w:color w:val="000000"/>
-              </w:rPr>
-              <w:t>слушатель:Студент</w:t>
-            </w:r>
-            <w:proofErr w:type="spellEnd"/>
-            <w:proofErr w:type="gramEnd"/>
+            <w:r>
+              <w:rPr>
+                <w:color w:val="000000"/>
+                <w:lang w:val="en-US"/>
+              </w:rPr>
+              <w:t>user</w:t>
+            </w:r>
+            <w:r>
+              <w:rPr>
+                <w:color w:val="000000"/>
+              </w:rPr>
+              <w:t>:Студент</w:t>
+            </w:r>
           </w:p>
         </w:tc>
       </w:tr>
@@ -2360,10 +2409,10 @@
       </w:pPr>
       <w:r>
         <w:drawing>
-          <wp:inline distT="0" distB="0" distL="0" distR="0" wp14:anchorId="72C1E171" wp14:editId="12F295B4">
-            <wp:extent cx="5940425" cy="2218055"/>
-            <wp:effectExtent l="0" t="0" r="3175" b="0"/>
-            <wp:docPr id="3" name="Рисунок 3"/>
+          <wp:inline distT="0" distB="0" distL="0" distR="0" wp14:anchorId="25F92E43" wp14:editId="5A4E0D60">
+            <wp:extent cx="5940425" cy="1825625"/>
+            <wp:effectExtent l="0" t="0" r="3175" b="3175"/>
+            <wp:docPr id="4" name="Рисунок 4"/>
             <wp:cNvGraphicFramePr>
               <a:graphicFrameLocks xmlns:a="http://schemas.openxmlformats.org/drawingml/2006/main" noChangeAspect="1"/>
             </wp:cNvGraphicFramePr>
@@ -2383,7 +2432,7 @@
                   <pic:spPr>
                     <a:xfrm>
                       <a:off x="0" y="0"/>
-                      <a:ext cx="5940425" cy="2218055"/>
+                      <a:ext cx="5940425" cy="1825625"/>
                     </a:xfrm>
                     <a:prstGeom prst="rect">
                       <a:avLst/>
@@ -2447,6 +2496,8 @@
       <w:r>
         <w:t>ерсонального варианта было выбрано моделирование ситуации регистрации на онлайн курс со стороны клиента, путём обращения к сайту и его элементам (рисунок 3).</w:t>
       </w:r>
+      <w:bookmarkStart w:id="3" w:name="_GoBack"/>
+      <w:bookmarkEnd w:id="3"/>
     </w:p>
     <w:p>
       <w:pPr>
@@ -2457,6 +2508,8 @@
       <w:r>
         <w:rPr>
           <w:b w:val="0"/>
+          <w:noProof/>
+          <w:lang w:eastAsia="ru-RU"/>
         </w:rPr>
         <w:lastRenderedPageBreak/>
         <w:drawing>
@@ -2502,13 +2555,7 @@
         <w:jc w:val="center"/>
       </w:pPr>
       <w:r>
-        <w:t xml:space="preserve">Рисунок 3 - </w:t>
-      </w:r>
-      <w:r>
-        <w:t xml:space="preserve">Диаграмма последовательности </w:t>
-      </w:r>
-      <w:r>
-        <w:t>по персональному варианту</w:t>
+        <w:t>Рисунок 3 - Диаграмма последовательности по персональному варианту</w:t>
       </w:r>
     </w:p>
     <w:p>
@@ -2539,7 +2586,8 @@
       </w:pPr>
       <w:r>
         <w:rPr>
-          <w:lang w:val="en-US"/>
+          <w:noProof/>
+          <w:lang w:eastAsia="ru-RU"/>
         </w:rPr>
         <w:drawing>
           <wp:inline distT="0" distB="0" distL="0" distR="0" wp14:anchorId="4CE2E7C5" wp14:editId="37E23CD8">
@@ -2584,16 +2632,23 @@
         <w:jc w:val="center"/>
       </w:pPr>
       <w:r>
-        <w:t xml:space="preserve">Рисунок 4 - </w:t>
-      </w:r>
-      <w:r>
-        <w:t>Диаграмма кооперации</w:t>
+        <w:t>Рисунок 4 - Диаграмма кооперации</w:t>
       </w:r>
       <w:r>
         <w:t xml:space="preserve"> </w:t>
       </w:r>
       <w:r>
         <w:t>по персональному варианту</w:t>
+      </w:r>
+    </w:p>
+    <w:p>
+      <w:pPr>
+        <w:spacing w:after="160" w:line="259" w:lineRule="auto"/>
+        <w:ind w:firstLine="0"/>
+        <w:jc w:val="left"/>
+      </w:pPr>
+      <w:r>
+        <w:br w:type="page"/>
       </w:r>
     </w:p>
     <w:p>
@@ -2601,9 +2656,10 @@
         <w:pStyle w:val="1"/>
         <w:jc w:val="center"/>
       </w:pPr>
-      <w:bookmarkStart w:id="3" w:name="_ВЫВОД"/>
-      <w:bookmarkEnd w:id="3"/>
-      <w:r>
+      <w:bookmarkStart w:id="4" w:name="_ВЫВОД"/>
+      <w:bookmarkEnd w:id="4"/>
+      <w:r>
+        <w:lastRenderedPageBreak/>
         <w:t>ВЫВОД</w:t>
       </w:r>
     </w:p>
@@ -2617,8 +2673,6 @@
       <w:r>
         <w:t>й</w:t>
       </w:r>
-      <w:bookmarkStart w:id="4" w:name="_GoBack"/>
-      <w:bookmarkEnd w:id="4"/>
       <w:r>
         <w:t>.</w:t>
       </w:r>
@@ -2670,6 +2724,7 @@
         <w:docPartUnique/>
       </w:docPartObj>
     </w:sdtPr>
+    <w:sdtEndPr/>
     <w:sdtContent>
       <w:p>
         <w:pPr>
@@ -2689,7 +2744,7 @@
           <w:rPr>
             <w:noProof/>
           </w:rPr>
-          <w:t>3</w:t>
+          <w:t>5</w:t>
         </w:r>
         <w:r>
           <w:fldChar w:fldCharType="end"/>
@@ -3648,7 +3703,7 @@
 </file>
 
 <file path=customXml/itemProps1.xml><?xml version="1.0" encoding="utf-8"?>
-<ds:datastoreItem xmlns:ds="http://schemas.openxmlformats.org/officeDocument/2006/customXml" ds:itemID="{129DF392-C4A1-45EF-96F7-7248630A45F5}">
+<ds:datastoreItem xmlns:ds="http://schemas.openxmlformats.org/officeDocument/2006/customXml" ds:itemID="{F429211E-8A2A-4825-A358-91050E3AC360}">
   <ds:schemaRefs>
     <ds:schemaRef ds:uri="http://schemas.openxmlformats.org/officeDocument/2006/bibliography"/>
   </ds:schemaRefs>

--- a/АиКМС/прак_4/АиКМС_ИКБО-20-23_Кузнецов.Л.А_практика4.docx
+++ b/АиКМС/прак_4/АиКМС_ИКБО-20-23_Кузнецов.Л.А_практика4.docx
@@ -1443,9 +1443,13 @@
         <w:jc w:val="center"/>
       </w:pPr>
       <w:r>
+        <w:rPr>
+          <w:noProof/>
+          <w:lang w:eastAsia="ru-RU"/>
+        </w:rPr>
         <w:drawing>
-          <wp:inline distT="0" distB="0" distL="0" distR="0" wp14:anchorId="77A6C8BD" wp14:editId="46382D83">
-            <wp:extent cx="4844767" cy="4200525"/>
+          <wp:inline distT="0" distB="0" distL="0" distR="0" wp14:anchorId="251E283D" wp14:editId="0F6A0E31">
+            <wp:extent cx="4865317" cy="4215741"/>
             <wp:effectExtent l="0" t="0" r="0" b="0"/>
             <wp:docPr id="1" name="Рисунок 1"/>
             <wp:cNvGraphicFramePr>
@@ -1467,7 +1471,7 @@
                   <pic:spPr>
                     <a:xfrm>
                       <a:off x="0" y="0"/>
-                      <a:ext cx="4858510" cy="4212440"/>
+                      <a:ext cx="4886493" cy="4234090"/>
                     </a:xfrm>
                     <a:prstGeom prst="rect">
                       <a:avLst/>
@@ -1781,31 +1785,7 @@
               <w:rPr>
                 <w:color w:val="000000"/>
               </w:rPr>
-              <w:t>слушатель</w:t>
-            </w:r>
-            <w:r>
-              <w:rPr>
-                <w:color w:val="000000"/>
-              </w:rPr>
-              <w:t>:Сем</w:t>
-            </w:r>
-            <w:r>
-              <w:rPr>
-                <w:color w:val="000000"/>
-              </w:rPr>
-              <w:t>и</w:t>
-            </w:r>
-            <w:r>
-              <w:rPr>
-                <w:color w:val="000000"/>
-              </w:rPr>
-              <w:t>н</w:t>
-            </w:r>
-            <w:r>
-              <w:rPr>
-                <w:color w:val="000000"/>
-              </w:rPr>
-              <w:t>ар</w:t>
+              <w:t>слушатель:Семинар</w:t>
             </w:r>
             <w:proofErr w:type="spellEnd"/>
             <w:proofErr w:type="gramEnd"/>
@@ -2406,13 +2386,20 @@
     <w:p>
       <w:pPr>
         <w:ind w:firstLine="0"/>
-      </w:pPr>
-      <w:r>
+        <w:rPr>
+          <w:lang w:val="en-US"/>
+        </w:rPr>
+      </w:pPr>
+      <w:r>
+        <w:rPr>
+          <w:noProof/>
+          <w:lang w:eastAsia="ru-RU"/>
+        </w:rPr>
         <w:drawing>
-          <wp:inline distT="0" distB="0" distL="0" distR="0" wp14:anchorId="25F92E43" wp14:editId="5A4E0D60">
-            <wp:extent cx="5940425" cy="1825625"/>
-            <wp:effectExtent l="0" t="0" r="3175" b="3175"/>
-            <wp:docPr id="4" name="Рисунок 4"/>
+          <wp:inline distT="0" distB="0" distL="0" distR="0" wp14:anchorId="0E112260" wp14:editId="0695F071">
+            <wp:extent cx="5940425" cy="1991995"/>
+            <wp:effectExtent l="0" t="0" r="3175" b="8255"/>
+            <wp:docPr id="7" name="Рисунок 7"/>
             <wp:cNvGraphicFramePr>
               <a:graphicFrameLocks xmlns:a="http://schemas.openxmlformats.org/drawingml/2006/main" noChangeAspect="1"/>
             </wp:cNvGraphicFramePr>
@@ -2432,7 +2419,7 @@
                   <pic:spPr>
                     <a:xfrm>
                       <a:off x="0" y="0"/>
-                      <a:ext cx="5940425" cy="1825625"/>
+                      <a:ext cx="5940425" cy="1991995"/>
                     </a:xfrm>
                     <a:prstGeom prst="rect">
                       <a:avLst/>
@@ -2496,8 +2483,6 @@
       <w:r>
         <w:t>ерсонального варианта было выбрано моделирование ситуации регистрации на онлайн курс со стороны клиента, путём обращения к сайту и его элементам (рисунок 3).</w:t>
       </w:r>
-      <w:bookmarkStart w:id="3" w:name="_GoBack"/>
-      <w:bookmarkEnd w:id="3"/>
     </w:p>
     <w:p>
       <w:pPr>
@@ -2506,17 +2491,12 @@
         <w:jc w:val="center"/>
       </w:pPr>
       <w:r>
-        <w:rPr>
-          <w:b w:val="0"/>
-          <w:noProof/>
-          <w:lang w:eastAsia="ru-RU"/>
-        </w:rPr>
         <w:lastRenderedPageBreak/>
         <w:drawing>
-          <wp:inline distT="0" distB="0" distL="0" distR="0" wp14:anchorId="7F65D25C" wp14:editId="00440791">
-            <wp:extent cx="5940425" cy="3051810"/>
+          <wp:inline distT="0" distB="0" distL="0" distR="0" wp14:anchorId="5991E314" wp14:editId="0A5B821F">
+            <wp:extent cx="5940425" cy="1760220"/>
             <wp:effectExtent l="0" t="0" r="3175" b="0"/>
-            <wp:docPr id="5" name="Рисунок 5"/>
+            <wp:docPr id="3" name="Рисунок 3"/>
             <wp:cNvGraphicFramePr>
               <a:graphicFrameLocks xmlns:a="http://schemas.openxmlformats.org/drawingml/2006/main" noChangeAspect="1"/>
             </wp:cNvGraphicFramePr>
@@ -2536,7 +2516,7 @@
                   <pic:spPr>
                     <a:xfrm>
                       <a:off x="0" y="0"/>
-                      <a:ext cx="5940425" cy="3051810"/>
+                      <a:ext cx="5940425" cy="1760220"/>
                     </a:xfrm>
                     <a:prstGeom prst="rect">
                       <a:avLst/>
@@ -2584,16 +2564,16 @@
           <w:lang w:val="en-US"/>
         </w:rPr>
       </w:pPr>
-      <w:r>
-        <w:rPr>
-          <w:noProof/>
-          <w:lang w:eastAsia="ru-RU"/>
+      <w:bookmarkStart w:id="3" w:name="_GoBack"/>
+      <w:r>
+        <w:rPr>
+          <w:lang w:val="en-US"/>
         </w:rPr>
         <w:drawing>
-          <wp:inline distT="0" distB="0" distL="0" distR="0" wp14:anchorId="4CE2E7C5" wp14:editId="37E23CD8">
-            <wp:extent cx="5940425" cy="2014220"/>
-            <wp:effectExtent l="0" t="0" r="3175" b="5080"/>
-            <wp:docPr id="6" name="Рисунок 6"/>
+          <wp:inline distT="0" distB="0" distL="0" distR="0" wp14:anchorId="2040260E" wp14:editId="0160E5B0">
+            <wp:extent cx="5940425" cy="2040890"/>
+            <wp:effectExtent l="0" t="0" r="3175" b="0"/>
+            <wp:docPr id="4" name="Рисунок 4"/>
             <wp:cNvGraphicFramePr>
               <a:graphicFrameLocks xmlns:a="http://schemas.openxmlformats.org/drawingml/2006/main" noChangeAspect="1"/>
             </wp:cNvGraphicFramePr>
@@ -2613,7 +2593,7 @@
                   <pic:spPr>
                     <a:xfrm>
                       <a:off x="0" y="0"/>
-                      <a:ext cx="5940425" cy="2014220"/>
+                      <a:ext cx="5940425" cy="2040890"/>
                     </a:xfrm>
                     <a:prstGeom prst="rect">
                       <a:avLst/>
@@ -2625,6 +2605,7 @@
           </wp:inline>
         </w:drawing>
       </w:r>
+      <w:bookmarkEnd w:id="3"/>
     </w:p>
     <w:p>
       <w:pPr>
@@ -2744,7 +2725,7 @@
           <w:rPr>
             <w:noProof/>
           </w:rPr>
-          <w:t>5</w:t>
+          <w:t>6</w:t>
         </w:r>
         <w:r>
           <w:fldChar w:fldCharType="end"/>
@@ -3703,7 +3684,7 @@
 </file>
 
 <file path=customXml/itemProps1.xml><?xml version="1.0" encoding="utf-8"?>
-<ds:datastoreItem xmlns:ds="http://schemas.openxmlformats.org/officeDocument/2006/customXml" ds:itemID="{F429211E-8A2A-4825-A358-91050E3AC360}">
+<ds:datastoreItem xmlns:ds="http://schemas.openxmlformats.org/officeDocument/2006/customXml" ds:itemID="{12361288-1CA8-48DA-B428-4375B3327AA9}">
   <ds:schemaRefs>
     <ds:schemaRef ds:uri="http://schemas.openxmlformats.org/officeDocument/2006/bibliography"/>
   </ds:schemaRefs>

--- a/АиКМС/прак_4/АиКМС_ИКБО-20-23_Кузнецов.Л.А_практика4.docx
+++ b/АиКМС/прак_4/АиКМС_ИКБО-20-23_Кузнецов.Л.А_практика4.docx
@@ -165,18 +165,7 @@
                 <w:lang w:eastAsia="zh-CN" w:bidi="hi-IN"/>
               </w:rPr>
               <w:br/>
-              <w:t xml:space="preserve">высшего </w:t>
-            </w:r>
-            <w:proofErr w:type="gramStart"/>
-            <w:r>
-              <w:rPr>
-                <w:rFonts w:eastAsia="Droid Sans Fallback" w:cs="Times New Roman"/>
-                <w:kern w:val="2"/>
-                <w:sz w:val="24"/>
-                <w:szCs w:val="24"/>
-                <w:lang w:eastAsia="zh-CN" w:bidi="hi-IN"/>
-              </w:rPr>
-              <w:t>образования</w:t>
+              <w:t>высшего образования</w:t>
             </w:r>
             <w:r>
               <w:rPr>
@@ -199,21 +188,7 @@
                 <w:szCs w:val="24"/>
                 <w:lang w:eastAsia="zh-CN" w:bidi="hi-IN"/>
               </w:rPr>
-              <w:t>«</w:t>
-            </w:r>
-            <w:proofErr w:type="gramEnd"/>
-            <w:r>
-              <w:rPr>
-                <w:rFonts w:eastAsia="Droid Sans Fallback" w:cs="Times New Roman"/>
-                <w:b/>
-                <w:bCs/>
-                <w:snapToGrid w:val="0"/>
-                <w:kern w:val="2"/>
-                <w:sz w:val="24"/>
-                <w:szCs w:val="24"/>
-                <w:lang w:eastAsia="zh-CN" w:bidi="hi-IN"/>
-              </w:rPr>
-              <w:t xml:space="preserve">МИРЭА </w:t>
+              <w:t xml:space="preserve">«МИРЭА </w:t>
             </w:r>
             <w:r>
               <w:rPr>
@@ -464,7 +439,6 @@
           <w:lang w:eastAsia="zh-CN" w:bidi="hi-IN"/>
         </w:rPr>
       </w:pPr>
-      <w:proofErr w:type="gramStart"/>
       <w:r>
         <w:rPr>
           <w:rFonts w:eastAsia="Droid Sans Fallback" w:cs="Times New Roman"/>
@@ -472,17 +446,7 @@
           <w:szCs w:val="28"/>
           <w:lang w:eastAsia="zh-CN" w:bidi="hi-IN"/>
         </w:rPr>
-        <w:t>по</w:t>
-      </w:r>
-      <w:proofErr w:type="gramEnd"/>
-      <w:r>
-        <w:rPr>
-          <w:rFonts w:eastAsia="Droid Sans Fallback" w:cs="Times New Roman"/>
-          <w:kern w:val="2"/>
-          <w:szCs w:val="28"/>
-          <w:lang w:eastAsia="zh-CN" w:bidi="hi-IN"/>
-        </w:rPr>
-        <w:t xml:space="preserve"> дисциплине «Анализ и концептуальное моделирование систем»</w:t>
+        <w:t>по дисциплине «Анализ и концептуальное моделирование систем»</w:t>
       </w:r>
     </w:p>
     <w:p>
@@ -700,29 +664,7 @@
                 <w:szCs w:val="18"/>
                 <w:lang w:eastAsia="zh-CN" w:bidi="hi-IN"/>
               </w:rPr>
-              <w:t>(</w:t>
-            </w:r>
-            <w:proofErr w:type="gramStart"/>
-            <w:r>
-              <w:rPr>
-                <w:rFonts w:eastAsia="Droid Sans Fallback"/>
-                <w:kern w:val="2"/>
-                <w:sz w:val="18"/>
-                <w:szCs w:val="18"/>
-                <w:lang w:eastAsia="zh-CN" w:bidi="hi-IN"/>
-              </w:rPr>
-              <w:t>подпись</w:t>
-            </w:r>
-            <w:proofErr w:type="gramEnd"/>
-            <w:r>
-              <w:rPr>
-                <w:rFonts w:eastAsia="Droid Sans Fallback"/>
-                <w:kern w:val="2"/>
-                <w:sz w:val="18"/>
-                <w:szCs w:val="18"/>
-                <w:lang w:eastAsia="zh-CN" w:bidi="hi-IN"/>
-              </w:rPr>
-              <w:t>)</w:t>
+              <w:t>(подпись)</w:t>
             </w:r>
           </w:p>
           <w:p>
@@ -859,29 +801,7 @@
                 <w:szCs w:val="18"/>
                 <w:lang w:eastAsia="zh-CN" w:bidi="hi-IN"/>
               </w:rPr>
-              <w:t>(</w:t>
-            </w:r>
-            <w:proofErr w:type="gramStart"/>
-            <w:r>
-              <w:rPr>
-                <w:rFonts w:eastAsia="Droid Sans Fallback"/>
-                <w:kern w:val="2"/>
-                <w:sz w:val="18"/>
-                <w:szCs w:val="18"/>
-                <w:lang w:eastAsia="zh-CN" w:bidi="hi-IN"/>
-              </w:rPr>
-              <w:t>подпись</w:t>
-            </w:r>
-            <w:proofErr w:type="gramEnd"/>
-            <w:r>
-              <w:rPr>
-                <w:rFonts w:eastAsia="Droid Sans Fallback"/>
-                <w:kern w:val="2"/>
-                <w:sz w:val="18"/>
-                <w:szCs w:val="18"/>
-                <w:lang w:eastAsia="zh-CN" w:bidi="hi-IN"/>
-              </w:rPr>
-              <w:t>)</w:t>
+              <w:t>(подпись)</w:t>
             </w:r>
           </w:p>
           <w:p>
@@ -1706,19 +1626,11 @@
                 <w:color w:val="000000"/>
               </w:rPr>
             </w:pPr>
-            <w:proofErr w:type="gramStart"/>
-            <w:r>
-              <w:rPr>
-                <w:color w:val="000000"/>
-              </w:rPr>
-              <w:t>асинхронное</w:t>
-            </w:r>
-            <w:proofErr w:type="gramEnd"/>
-            <w:r>
-              <w:rPr>
-                <w:color w:val="000000"/>
-              </w:rPr>
-              <w:t xml:space="preserve"> сообщение</w:t>
+            <w:r>
+              <w:rPr>
+                <w:color w:val="000000"/>
+              </w:rPr>
+              <w:t>асинхронное сообщение</w:t>
             </w:r>
           </w:p>
         </w:tc>
@@ -1735,21 +1647,11 @@
                 <w:color w:val="000000"/>
               </w:rPr>
             </w:pPr>
-            <w:proofErr w:type="spellStart"/>
-            <w:proofErr w:type="gramStart"/>
-            <w:r>
-              <w:rPr>
-                <w:color w:val="000000"/>
-              </w:rPr>
-              <w:t>записьСтудента</w:t>
-            </w:r>
-            <w:proofErr w:type="spellEnd"/>
-            <w:proofErr w:type="gramEnd"/>
-            <w:r>
-              <w:rPr>
-                <w:color w:val="000000"/>
-              </w:rPr>
-              <w:t>(</w:t>
+            <w:r>
+              <w:rPr>
+                <w:color w:val="000000"/>
+              </w:rPr>
+              <w:t>записьСтудента(</w:t>
             </w:r>
             <w:r>
               <w:rPr>
@@ -1779,16 +1681,12 @@
                 <w:color w:val="000000"/>
               </w:rPr>
             </w:pPr>
-            <w:proofErr w:type="spellStart"/>
-            <w:proofErr w:type="gramStart"/>
             <w:r>
               <w:rPr>
                 <w:color w:val="000000"/>
               </w:rPr>
               <w:t>слушатель:Семинар</w:t>
             </w:r>
-            <w:proofErr w:type="spellEnd"/>
-            <w:proofErr w:type="gramEnd"/>
           </w:p>
         </w:tc>
       </w:tr>
@@ -1809,8 +1707,6 @@
                 <w:color w:val="000000"/>
               </w:rPr>
             </w:pPr>
-            <w:proofErr w:type="spellStart"/>
-            <w:proofErr w:type="gramStart"/>
             <w:r>
               <w:rPr>
                 <w:color w:val="000000"/>
@@ -1835,8 +1731,6 @@
               </w:rPr>
               <w:t>ар</w:t>
             </w:r>
-            <w:proofErr w:type="spellEnd"/>
-            <w:proofErr w:type="gramEnd"/>
           </w:p>
         </w:tc>
         <w:tc>
@@ -1853,19 +1747,11 @@
                 <w:lang w:val="en-US"/>
               </w:rPr>
             </w:pPr>
-            <w:proofErr w:type="gramStart"/>
-            <w:r>
-              <w:rPr>
-                <w:color w:val="000000"/>
-              </w:rPr>
-              <w:t>асинхронное</w:t>
-            </w:r>
-            <w:proofErr w:type="gramEnd"/>
-            <w:r>
-              <w:rPr>
-                <w:color w:val="000000"/>
-              </w:rPr>
-              <w:t xml:space="preserve"> сообщение</w:t>
+            <w:r>
+              <w:rPr>
+                <w:color w:val="000000"/>
+              </w:rPr>
+              <w:t>асинхронное сообщение</w:t>
             </w:r>
           </w:p>
         </w:tc>
@@ -1882,21 +1768,11 @@
                 <w:color w:val="000000"/>
               </w:rPr>
             </w:pPr>
-            <w:proofErr w:type="spellStart"/>
-            <w:proofErr w:type="gramStart"/>
-            <w:r>
-              <w:rPr>
-                <w:color w:val="000000"/>
-              </w:rPr>
-              <w:t>студентПодготовлен</w:t>
-            </w:r>
-            <w:proofErr w:type="spellEnd"/>
-            <w:proofErr w:type="gramEnd"/>
-            <w:r>
-              <w:rPr>
-                <w:color w:val="000000"/>
-              </w:rPr>
-              <w:t>(слушатель)</w:t>
+            <w:r>
+              <w:rPr>
+                <w:color w:val="000000"/>
+              </w:rPr>
+              <w:t>студентПодготовлен(слушатель)</w:t>
             </w:r>
           </w:p>
         </w:tc>
@@ -1913,14 +1789,12 @@
                 <w:color w:val="000000"/>
               </w:rPr>
             </w:pPr>
-            <w:proofErr w:type="gramStart"/>
             <w:r>
               <w:rPr>
                 <w:color w:val="000000"/>
               </w:rPr>
               <w:t>:Курс</w:t>
             </w:r>
-            <w:proofErr w:type="gramEnd"/>
           </w:p>
         </w:tc>
       </w:tr>
@@ -1941,14 +1815,12 @@
                 <w:color w:val="000000"/>
               </w:rPr>
             </w:pPr>
-            <w:proofErr w:type="gramStart"/>
             <w:r>
               <w:rPr>
                 <w:color w:val="000000"/>
               </w:rPr>
               <w:t>:Курс</w:t>
             </w:r>
-            <w:proofErr w:type="gramEnd"/>
           </w:p>
         </w:tc>
         <w:tc>
@@ -1964,19 +1836,11 @@
                 <w:color w:val="000000"/>
               </w:rPr>
             </w:pPr>
-            <w:proofErr w:type="gramStart"/>
-            <w:r>
-              <w:rPr>
-                <w:color w:val="000000"/>
-              </w:rPr>
-              <w:t>асинхронное</w:t>
-            </w:r>
-            <w:proofErr w:type="gramEnd"/>
-            <w:r>
-              <w:rPr>
-                <w:color w:val="000000"/>
-              </w:rPr>
-              <w:t xml:space="preserve"> сообщение</w:t>
+            <w:r>
+              <w:rPr>
+                <w:color w:val="000000"/>
+              </w:rPr>
+              <w:t>асинхронное сообщение</w:t>
             </w:r>
           </w:p>
         </w:tc>
@@ -1993,27 +1857,11 @@
                 <w:color w:val="000000"/>
               </w:rPr>
             </w:pPr>
-            <w:proofErr w:type="spellStart"/>
-            <w:proofErr w:type="gramStart"/>
-            <w:r>
-              <w:rPr>
-                <w:color w:val="000000"/>
-              </w:rPr>
-              <w:t>получитьИсториюСеминаров</w:t>
-            </w:r>
-            <w:proofErr w:type="spellEnd"/>
-            <w:r>
-              <w:rPr>
-                <w:color w:val="000000"/>
-              </w:rPr>
-              <w:t>(</w:t>
-            </w:r>
-            <w:proofErr w:type="gramEnd"/>
-            <w:r>
-              <w:rPr>
-                <w:color w:val="000000"/>
-              </w:rPr>
-              <w:t>)</w:t>
+            <w:r>
+              <w:rPr>
+                <w:color w:val="000000"/>
+              </w:rPr>
+              <w:t>получитьИсториюСеминаров()</w:t>
             </w:r>
           </w:p>
         </w:tc>
@@ -2030,16 +1878,12 @@
                 <w:color w:val="000000"/>
               </w:rPr>
             </w:pPr>
-            <w:proofErr w:type="spellStart"/>
-            <w:proofErr w:type="gramStart"/>
             <w:r>
               <w:rPr>
                 <w:color w:val="000000"/>
               </w:rPr>
               <w:t>слушатель:Семинар</w:t>
             </w:r>
-            <w:proofErr w:type="spellEnd"/>
-            <w:proofErr w:type="gramEnd"/>
           </w:p>
         </w:tc>
       </w:tr>
@@ -2060,16 +1904,12 @@
                 <w:color w:val="000000"/>
               </w:rPr>
             </w:pPr>
-            <w:proofErr w:type="spellStart"/>
-            <w:proofErr w:type="gramStart"/>
             <w:r>
               <w:rPr>
                 <w:color w:val="000000"/>
               </w:rPr>
               <w:t>слушатель:Семниар</w:t>
             </w:r>
-            <w:proofErr w:type="spellEnd"/>
-            <w:proofErr w:type="gramEnd"/>
           </w:p>
         </w:tc>
         <w:tc>
@@ -2085,14 +1925,12 @@
                 <w:color w:val="000000"/>
               </w:rPr>
             </w:pPr>
-            <w:proofErr w:type="gramStart"/>
             <w:r>
               <w:rPr>
                 <w:color w:val="000000"/>
               </w:rPr>
               <w:t>возврат</w:t>
             </w:r>
-            <w:proofErr w:type="gramEnd"/>
           </w:p>
         </w:tc>
         <w:tc>
@@ -2108,16 +1946,12 @@
                 <w:color w:val="000000"/>
               </w:rPr>
             </w:pPr>
-            <w:proofErr w:type="spellStart"/>
-            <w:proofErr w:type="gramStart"/>
             <w:r>
               <w:rPr>
                 <w:color w:val="000000"/>
               </w:rPr>
               <w:t>историяСеминаров</w:t>
             </w:r>
-            <w:proofErr w:type="spellEnd"/>
-            <w:proofErr w:type="gramEnd"/>
           </w:p>
         </w:tc>
         <w:tc>
@@ -2133,14 +1967,12 @@
                 <w:color w:val="000000"/>
               </w:rPr>
             </w:pPr>
-            <w:proofErr w:type="gramStart"/>
             <w:r>
               <w:rPr>
                 <w:color w:val="000000"/>
               </w:rPr>
               <w:t>:Курс</w:t>
             </w:r>
-            <w:proofErr w:type="gramEnd"/>
           </w:p>
         </w:tc>
       </w:tr>
@@ -2161,14 +1993,12 @@
                 <w:color w:val="000000"/>
               </w:rPr>
             </w:pPr>
-            <w:proofErr w:type="gramStart"/>
             <w:r>
               <w:rPr>
                 <w:color w:val="000000"/>
               </w:rPr>
               <w:t>:Курс</w:t>
             </w:r>
-            <w:proofErr w:type="gramEnd"/>
           </w:p>
         </w:tc>
         <w:tc>
@@ -2184,14 +2014,12 @@
                 <w:color w:val="000000"/>
               </w:rPr>
             </w:pPr>
-            <w:proofErr w:type="gramStart"/>
             <w:r>
               <w:rPr>
                 <w:color w:val="000000"/>
               </w:rPr>
               <w:t>возврат</w:t>
             </w:r>
-            <w:proofErr w:type="gramEnd"/>
           </w:p>
         </w:tc>
         <w:tc>
@@ -2207,16 +2035,12 @@
                 <w:color w:val="000000"/>
               </w:rPr>
             </w:pPr>
-            <w:proofErr w:type="spellStart"/>
-            <w:proofErr w:type="gramStart"/>
             <w:r>
               <w:rPr>
                 <w:color w:val="000000"/>
               </w:rPr>
               <w:t>статусПодготовленномти</w:t>
             </w:r>
-            <w:proofErr w:type="spellEnd"/>
-            <w:proofErr w:type="gramEnd"/>
           </w:p>
         </w:tc>
         <w:tc>
@@ -2232,16 +2056,12 @@
                 <w:color w:val="000000"/>
               </w:rPr>
             </w:pPr>
-            <w:proofErr w:type="spellStart"/>
-            <w:proofErr w:type="gramStart"/>
             <w:r>
               <w:rPr>
                 <w:color w:val="000000"/>
               </w:rPr>
               <w:t>слушатель:Семинар</w:t>
             </w:r>
-            <w:proofErr w:type="spellEnd"/>
-            <w:proofErr w:type="gramEnd"/>
           </w:p>
         </w:tc>
       </w:tr>
@@ -2262,8 +2082,6 @@
                 <w:color w:val="000000"/>
               </w:rPr>
             </w:pPr>
-            <w:proofErr w:type="spellStart"/>
-            <w:proofErr w:type="gramStart"/>
             <w:r>
               <w:rPr>
                 <w:color w:val="000000"/>
@@ -2276,8 +2094,6 @@
               </w:rPr>
               <w:t>:Семинар</w:t>
             </w:r>
-            <w:proofErr w:type="spellEnd"/>
-            <w:proofErr w:type="gramEnd"/>
           </w:p>
         </w:tc>
         <w:tc>
@@ -2293,14 +2109,12 @@
                 <w:color w:val="000000"/>
               </w:rPr>
             </w:pPr>
-            <w:proofErr w:type="gramStart"/>
             <w:r>
               <w:rPr>
                 <w:color w:val="000000"/>
               </w:rPr>
               <w:t>возврат</w:t>
             </w:r>
-            <w:proofErr w:type="gramEnd"/>
           </w:p>
         </w:tc>
         <w:tc>
@@ -2316,16 +2130,12 @@
                 <w:color w:val="000000"/>
               </w:rPr>
             </w:pPr>
-            <w:proofErr w:type="spellStart"/>
-            <w:proofErr w:type="gramStart"/>
             <w:r>
               <w:rPr>
                 <w:color w:val="000000"/>
               </w:rPr>
               <w:t>статусЗаписи</w:t>
             </w:r>
-            <w:proofErr w:type="spellEnd"/>
-            <w:proofErr w:type="gramEnd"/>
           </w:p>
         </w:tc>
         <w:tc>
@@ -2491,6 +2301,10 @@
         <w:jc w:val="center"/>
       </w:pPr>
       <w:r>
+        <w:rPr>
+          <w:noProof/>
+          <w:lang w:eastAsia="ru-RU"/>
+        </w:rPr>
         <w:lastRenderedPageBreak/>
         <w:drawing>
           <wp:inline distT="0" distB="0" distL="0" distR="0" wp14:anchorId="5991E314" wp14:editId="0A5B821F">
@@ -2570,10 +2384,10 @@
           <w:lang w:val="en-US"/>
         </w:rPr>
         <w:drawing>
-          <wp:inline distT="0" distB="0" distL="0" distR="0" wp14:anchorId="2040260E" wp14:editId="0160E5B0">
-            <wp:extent cx="5940425" cy="2040890"/>
+          <wp:inline distT="0" distB="0" distL="0" distR="0" wp14:anchorId="0CE0993B" wp14:editId="53468EE0">
+            <wp:extent cx="5940425" cy="2141220"/>
             <wp:effectExtent l="0" t="0" r="3175" b="0"/>
-            <wp:docPr id="4" name="Рисунок 4"/>
+            <wp:docPr id="5" name="Рисунок 5"/>
             <wp:cNvGraphicFramePr>
               <a:graphicFrameLocks xmlns:a="http://schemas.openxmlformats.org/drawingml/2006/main" noChangeAspect="1"/>
             </wp:cNvGraphicFramePr>
@@ -2593,7 +2407,7 @@
                   <pic:spPr>
                     <a:xfrm>
                       <a:off x="0" y="0"/>
-                      <a:ext cx="5940425" cy="2040890"/>
+                      <a:ext cx="5940425" cy="2141220"/>
                     </a:xfrm>
                     <a:prstGeom prst="rect">
                       <a:avLst/>
@@ -2725,7 +2539,7 @@
           <w:rPr>
             <w:noProof/>
           </w:rPr>
-          <w:t>6</w:t>
+          <w:t>4</w:t>
         </w:r>
         <w:r>
           <w:fldChar w:fldCharType="end"/>
@@ -3684,7 +3498,7 @@
 </file>
 
 <file path=customXml/itemProps1.xml><?xml version="1.0" encoding="utf-8"?>
-<ds:datastoreItem xmlns:ds="http://schemas.openxmlformats.org/officeDocument/2006/customXml" ds:itemID="{12361288-1CA8-48DA-B428-4375B3327AA9}">
+<ds:datastoreItem xmlns:ds="http://schemas.openxmlformats.org/officeDocument/2006/customXml" ds:itemID="{B9025129-D6AF-4FC7-9CA4-B78E6EC14FC4}">
   <ds:schemaRefs>
     <ds:schemaRef ds:uri="http://schemas.openxmlformats.org/officeDocument/2006/bibliography"/>
   </ds:schemaRefs>
